--- a/MOD2.docx
+++ b/MOD2.docx
@@ -16,6 +16,9 @@
         <w:pStyle w:val="Ttulo1"/>
       </w:pPr>
       <w:r>
+        <w:rPr>
+          <w:noProof/>
+        </w:rPr>
         <w:drawing>
           <wp:anchor distT="0" distB="0" distL="114300" distR="114300" simplePos="0" relativeHeight="251657216" behindDoc="0" locked="0" layoutInCell="1" allowOverlap="1" wp14:anchorId="6C1FD7F9" wp14:editId="6AC3B577">
             <wp:simplePos x="0" y="0"/>
@@ -117,7 +120,15 @@
       </w:r>
       <w:proofErr w:type="spellEnd"/>
       <w:r>
-        <w:t xml:space="preserve"> Green Blue) </w:t>
+        <w:t xml:space="preserve"> Green </w:t>
+      </w:r>
+      <w:proofErr w:type="spellStart"/>
+      <w:r>
+        <w:t>Blue</w:t>
+      </w:r>
+      <w:proofErr w:type="spellEnd"/>
+      <w:r>
+        <w:t xml:space="preserve">) </w:t>
       </w:r>
       <w:proofErr w:type="spellStart"/>
       <w:proofErr w:type="gramStart"/>
@@ -162,7 +173,15 @@
       </w:r>
       <w:proofErr w:type="spellEnd"/>
       <w:r>
-        <w:t xml:space="preserve"> (Hue ou Matriz = 240, </w:t>
+        <w:t xml:space="preserve"> (</w:t>
+      </w:r>
+      <w:proofErr w:type="spellStart"/>
+      <w:r>
+        <w:t>Hue</w:t>
+      </w:r>
+      <w:proofErr w:type="spellEnd"/>
+      <w:r>
+        <w:t xml:space="preserve"> ou Matriz = 240, </w:t>
       </w:r>
       <w:proofErr w:type="spellStart"/>
       <w:r>
@@ -225,6 +244,9 @@
     <w:p/>
     <w:p>
       <w:r>
+        <w:rPr>
+          <w:noProof/>
+        </w:rPr>
         <w:lastRenderedPageBreak/>
         <w:drawing>
           <wp:anchor distT="0" distB="0" distL="114300" distR="114300" simplePos="0" relativeHeight="251658240" behindDoc="0" locked="0" layoutInCell="1" allowOverlap="1" wp14:anchorId="50E62F3F" wp14:editId="71158B31">
@@ -413,6 +435,9 @@
         </w:rPr>
       </w:pPr>
       <w:r>
+        <w:rPr>
+          <w:noProof/>
+        </w:rPr>
         <w:lastRenderedPageBreak/>
         <w:drawing>
           <wp:anchor distT="0" distB="0" distL="114300" distR="114300" simplePos="0" relativeHeight="251659264" behindDoc="0" locked="0" layoutInCell="1" allowOverlap="1" wp14:anchorId="34B2C1C7" wp14:editId="6289C565">
@@ -508,6 +533,9 @@
         <w:ind w:left="708" w:firstLine="708"/>
       </w:pPr>
       <w:r>
+        <w:rPr>
+          <w:noProof/>
+        </w:rPr>
         <w:drawing>
           <wp:anchor distT="0" distB="0" distL="114300" distR="114300" simplePos="0" relativeHeight="251660288" behindDoc="0" locked="0" layoutInCell="1" allowOverlap="1" wp14:anchorId="167AA3A6" wp14:editId="5A66916D">
             <wp:simplePos x="0" y="0"/>
@@ -603,6 +631,9 @@
         <w:ind w:left="708" w:firstLine="708"/>
       </w:pPr>
       <w:r>
+        <w:rPr>
+          <w:noProof/>
+        </w:rPr>
         <w:drawing>
           <wp:anchor distT="0" distB="0" distL="114300" distR="114300" simplePos="0" relativeHeight="251661312" behindDoc="0" locked="0" layoutInCell="1" allowOverlap="1" wp14:anchorId="3B12B959" wp14:editId="2BE5E55B">
             <wp:simplePos x="0" y="0"/>
@@ -705,6 +736,9 @@
     <w:p/>
     <w:p>
       <w:r>
+        <w:rPr>
+          <w:noProof/>
+        </w:rPr>
         <w:drawing>
           <wp:anchor distT="0" distB="0" distL="114300" distR="114300" simplePos="0" relativeHeight="251662336" behindDoc="0" locked="0" layoutInCell="1" allowOverlap="1" wp14:anchorId="69CF8B40" wp14:editId="2D9C96F9">
             <wp:simplePos x="0" y="0"/>
@@ -775,6 +809,9 @@
         </w:rPr>
       </w:pPr>
       <w:r>
+        <w:rPr>
+          <w:noProof/>
+        </w:rPr>
         <w:lastRenderedPageBreak/>
         <w:drawing>
           <wp:anchor distT="0" distB="0" distL="114300" distR="114300" simplePos="0" relativeHeight="251663360" behindDoc="0" locked="0" layoutInCell="1" allowOverlap="1" wp14:anchorId="57C3D86B" wp14:editId="6B5889CC">
@@ -850,6 +887,9 @@
     <w:p/>
     <w:p>
       <w:r>
+        <w:rPr>
+          <w:noProof/>
+        </w:rPr>
         <w:drawing>
           <wp:anchor distT="0" distB="0" distL="114300" distR="114300" simplePos="0" relativeHeight="251664384" behindDoc="0" locked="0" layoutInCell="1" allowOverlap="1" wp14:anchorId="5ABB0944" wp14:editId="3EAB51EB">
             <wp:simplePos x="0" y="0"/>
@@ -928,6 +968,9 @@
     <w:p/>
     <w:p>
       <w:r>
+        <w:rPr>
+          <w:noProof/>
+        </w:rPr>
         <w:drawing>
           <wp:anchor distT="0" distB="0" distL="114300" distR="114300" simplePos="0" relativeHeight="251665408" behindDoc="0" locked="0" layoutInCell="1" allowOverlap="1" wp14:anchorId="4CCC9DBC" wp14:editId="4D72731F">
             <wp:simplePos x="0" y="0"/>
@@ -1007,6 +1050,9 @@
     <w:p/>
     <w:p>
       <w:r>
+        <w:rPr>
+          <w:noProof/>
+        </w:rPr>
         <w:drawing>
           <wp:anchor distT="0" distB="0" distL="114300" distR="114300" simplePos="0" relativeHeight="251666432" behindDoc="0" locked="0" layoutInCell="1" allowOverlap="1" wp14:anchorId="063A140D" wp14:editId="3AB7426E">
             <wp:simplePos x="0" y="0"/>
@@ -1087,6 +1133,9 @@
         </w:rPr>
       </w:pPr>
       <w:r>
+        <w:rPr>
+          <w:noProof/>
+        </w:rPr>
         <w:drawing>
           <wp:anchor distT="0" distB="0" distL="114300" distR="114300" simplePos="0" relativeHeight="251667456" behindDoc="0" locked="0" layoutInCell="1" allowOverlap="1" wp14:anchorId="0BCBF975" wp14:editId="237C4B75">
             <wp:simplePos x="0" y="0"/>
@@ -1175,6 +1224,9 @@
         </w:rPr>
       </w:pPr>
       <w:r>
+        <w:rPr>
+          <w:noProof/>
+        </w:rPr>
         <w:lastRenderedPageBreak/>
         <w:drawing>
           <wp:anchor distT="0" distB="0" distL="114300" distR="114300" simplePos="0" relativeHeight="251668480" behindDoc="1" locked="0" layoutInCell="1" allowOverlap="1" wp14:anchorId="5BE12CFA" wp14:editId="726784A5">
@@ -3014,11 +3066,6 @@
       </w:r>
     </w:p>
     <w:p>
-      <w:pPr>
-        <w:rPr>
-          <w:lang w:val="en-US"/>
-        </w:rPr>
-      </w:pPr>
       <w:r>
         <w:tab/>
         <w:t>Ex:</w:t>
@@ -3029,43 +3076,22 @@
       <w:proofErr w:type="spellStart"/>
       <w:proofErr w:type="gramStart"/>
       <w:r>
-        <w:rPr>
-          <w:lang w:val="en-US"/>
-        </w:rPr>
         <w:t>Div:hover</w:t>
       </w:r>
       <w:proofErr w:type="spellEnd"/>
       <w:proofErr w:type="gramEnd"/>
       <w:r>
-        <w:rPr>
-          <w:lang w:val="en-US"/>
-        </w:rPr>
-        <w:t xml:space="preserve"> &gt; p</w:t>
-      </w:r>
-      <w:r>
-        <w:rPr>
-          <w:lang w:val="en-US"/>
-        </w:rPr>
-        <w:t xml:space="preserve"> {}</w:t>
-      </w:r>
-    </w:p>
-    <w:p>
-      <w:r>
-        <w:rPr>
-          <w:lang w:val="en-US"/>
-        </w:rPr>
-        <w:tab/>
-      </w:r>
-      <w:r>
-        <w:rPr>
-          <w:lang w:val="en-US"/>
-        </w:rPr>
-        <w:tab/>
-      </w:r>
-      <w:r>
-        <w:rPr>
-          <w:lang w:val="en-US"/>
-        </w:rPr>
+        <w:t xml:space="preserve"> &gt; p {}</w:t>
+      </w:r>
+    </w:p>
+    <w:p>
+      <w:r>
+        <w:tab/>
+      </w:r>
+      <w:r>
+        <w:tab/>
+      </w:r>
+      <w:r>
         <w:tab/>
       </w:r>
       <w:r>
@@ -3160,15 +3186,14 @@
     <w:p>
       <w:r>
         <w:tab/>
+      </w:r>
+      <w:proofErr w:type="gramStart"/>
+      <w:r>
         <w:t>Ex:</w:t>
       </w:r>
       <w:r>
         <w:tab/>
-        <w:t>::</w:t>
-      </w:r>
-      <w:proofErr w:type="gramStart"/>
-      <w:r>
-        <w:t>after{</w:t>
+        <w:t>::after{</w:t>
       </w:r>
       <w:proofErr w:type="gramEnd"/>
     </w:p>
@@ -3223,23 +3248,275 @@
     <w:p>
       <w:pPr>
         <w:pStyle w:val="Subttulo"/>
-      </w:pPr>
-      <w:r>
+        <w:rPr>
+          <w:lang w:val="en-US"/>
+        </w:rPr>
+      </w:pPr>
+      <w:proofErr w:type="spellStart"/>
+      <w:r>
+        <w:rPr>
+          <w:lang w:val="en-US"/>
+        </w:rPr>
         <w:lastRenderedPageBreak/>
         <w:t>Declarações</w:t>
       </w:r>
-    </w:p>
-    <w:p>
-      <w:pPr>
-        <w:rPr>
-          <w:i/>
-          <w:iCs/>
-        </w:rPr>
-      </w:pPr>
-      <w:r>
-        <w:rPr>
-          <w:i/>
-          <w:iCs/>
+      <w:proofErr w:type="spellEnd"/>
+    </w:p>
+    <w:p>
+      <w:pPr>
+        <w:rPr>
+          <w:i/>
+          <w:iCs/>
+          <w:lang w:val="en-US"/>
+        </w:rPr>
+      </w:pPr>
+      <w:r>
+        <w:rPr>
+          <w:i/>
+          <w:iCs/>
+          <w:lang w:val="en-US"/>
+        </w:rPr>
+        <w:t>Background-image</w:t>
+      </w:r>
+    </w:p>
+    <w:p>
+      <w:pPr>
+        <w:rPr>
+          <w:lang w:val="en-US"/>
+        </w:rPr>
+      </w:pPr>
+      <w:r>
+        <w:rPr>
+          <w:lang w:val="en-US"/>
+        </w:rPr>
+        <w:tab/>
+      </w:r>
+      <w:proofErr w:type="spellStart"/>
+      <w:r>
+        <w:rPr>
+          <w:lang w:val="en-US"/>
+        </w:rPr>
+        <w:t>Colocar</w:t>
+      </w:r>
+      <w:proofErr w:type="spellEnd"/>
+      <w:r>
+        <w:rPr>
+          <w:lang w:val="en-US"/>
+        </w:rPr>
+        <w:t xml:space="preserve"> </w:t>
+      </w:r>
+      <w:proofErr w:type="spellStart"/>
+      <w:r>
+        <w:rPr>
+          <w:lang w:val="en-US"/>
+        </w:rPr>
+        <w:t>gradiente</w:t>
+      </w:r>
+      <w:proofErr w:type="spellEnd"/>
+    </w:p>
+    <w:p>
+      <w:pPr>
+        <w:rPr>
+          <w:lang w:val="en-US"/>
+        </w:rPr>
+      </w:pPr>
+      <w:r>
+        <w:rPr>
+          <w:lang w:val="en-US"/>
+        </w:rPr>
+        <w:tab/>
+      </w:r>
+      <w:proofErr w:type="gramStart"/>
+      <w:r>
+        <w:rPr>
+          <w:lang w:val="en-US"/>
+        </w:rPr>
+        <w:t>:linear</w:t>
+      </w:r>
+      <w:proofErr w:type="gramEnd"/>
+      <w:r>
+        <w:rPr>
+          <w:lang w:val="en-US"/>
+        </w:rPr>
+        <w:t xml:space="preserve"> gradient ()</w:t>
+      </w:r>
+    </w:p>
+    <w:p>
+      <w:pPr>
+        <w:rPr>
+          <w:lang w:val="en-US"/>
+        </w:rPr>
+      </w:pPr>
+      <w:r>
+        <w:rPr>
+          <w:lang w:val="en-US"/>
+        </w:rPr>
+        <w:tab/>
+      </w:r>
+      <w:r>
+        <w:rPr>
+          <w:lang w:val="en-US"/>
+        </w:rPr>
+        <w:tab/>
+      </w:r>
+      <w:r>
+        <w:rPr>
+          <w:lang w:val="en-US"/>
+        </w:rPr>
+        <w:tab/>
+      </w:r>
+      <w:r>
+        <w:rPr>
+          <w:lang w:val="en-US"/>
+        </w:rPr>
+        <w:t xml:space="preserve">- to right </w:t>
+      </w:r>
+      <w:proofErr w:type="spellStart"/>
+      <w:r>
+        <w:rPr>
+          <w:lang w:val="en-US"/>
+        </w:rPr>
+        <w:t>ou</w:t>
+      </w:r>
+      <w:proofErr w:type="spellEnd"/>
+      <w:r>
+        <w:rPr>
+          <w:lang w:val="en-US"/>
+        </w:rPr>
+        <w:t xml:space="preserve"> </w:t>
+      </w:r>
+      <w:proofErr w:type="spellStart"/>
+      <w:r>
+        <w:rPr>
+          <w:lang w:val="en-US"/>
+        </w:rPr>
+        <w:t>graus</w:t>
+      </w:r>
+      <w:proofErr w:type="spellEnd"/>
+      <w:r>
+        <w:rPr>
+          <w:lang w:val="en-US"/>
+        </w:rPr>
+        <w:t xml:space="preserve"> (-45deg</w:t>
+      </w:r>
+      <w:r>
+        <w:rPr>
+          <w:lang w:val="en-US"/>
+        </w:rPr>
+        <w:t>)</w:t>
+      </w:r>
+    </w:p>
+    <w:p>
+      <w:pPr>
+        <w:rPr>
+          <w:lang w:val="en-US"/>
+        </w:rPr>
+      </w:pPr>
+      <w:r>
+        <w:rPr>
+          <w:lang w:val="en-US"/>
+        </w:rPr>
+        <w:tab/>
+      </w:r>
+      <w:r>
+        <w:rPr>
+          <w:lang w:val="en-US"/>
+        </w:rPr>
+        <w:tab/>
+      </w:r>
+      <w:r>
+        <w:rPr>
+          <w:lang w:val="en-US"/>
+        </w:rPr>
+        <w:tab/>
+        <w:t>- cores do gradient</w:t>
+      </w:r>
+    </w:p>
+    <w:p>
+      <w:pPr>
+        <w:rPr>
+          <w:lang w:val="en-US"/>
+        </w:rPr>
+      </w:pPr>
+      <w:r>
+        <w:rPr>
+          <w:lang w:val="en-US"/>
+        </w:rPr>
+        <w:tab/>
+      </w:r>
+      <w:proofErr w:type="gramStart"/>
+      <w:r>
+        <w:rPr>
+          <w:lang w:val="en-US"/>
+        </w:rPr>
+        <w:t>:radial</w:t>
+      </w:r>
+      <w:proofErr w:type="gramEnd"/>
+      <w:r>
+        <w:rPr>
+          <w:lang w:val="en-US"/>
+        </w:rPr>
+        <w:t xml:space="preserve"> </w:t>
+      </w:r>
+      <w:proofErr w:type="gramStart"/>
+      <w:r>
+        <w:rPr>
+          <w:lang w:val="en-US"/>
+        </w:rPr>
+        <w:t>gradient(</w:t>
+      </w:r>
+      <w:proofErr w:type="gramEnd"/>
+      <w:r>
+        <w:rPr>
+          <w:lang w:val="en-US"/>
+        </w:rPr>
+        <w:t>)</w:t>
+      </w:r>
+    </w:p>
+    <w:p>
+      <w:pPr>
+        <w:rPr>
+          <w:lang w:val="en-US"/>
+        </w:rPr>
+      </w:pPr>
+      <w:r>
+        <w:rPr>
+          <w:lang w:val="en-US"/>
+        </w:rPr>
+        <w:tab/>
+      </w:r>
+      <w:r>
+        <w:rPr>
+          <w:lang w:val="en-US"/>
+        </w:rPr>
+        <w:tab/>
+      </w:r>
+      <w:r>
+        <w:rPr>
+          <w:lang w:val="en-US"/>
+        </w:rPr>
+        <w:tab/>
+        <w:t>-circle</w:t>
+      </w:r>
+    </w:p>
+    <w:p>
+      <w:pPr>
+        <w:rPr>
+          <w:lang w:val="en-US"/>
+        </w:rPr>
+      </w:pPr>
+    </w:p>
+    <w:p>
+      <w:pPr>
+        <w:rPr>
+          <w:lang w:val="en-US"/>
+        </w:rPr>
+      </w:pPr>
+      <w:r>
+        <w:rPr>
+          <w:i/>
+          <w:iCs/>
+          <w:lang w:val="en-US"/>
         </w:rPr>
         <w:t>Background-</w:t>
       </w:r>
@@ -3248,375 +3525,142 @@
         <w:rPr>
           <w:i/>
           <w:iCs/>
-        </w:rPr>
-        <w:t>image</w:t>
-      </w:r>
-      <w:proofErr w:type="spellEnd"/>
-    </w:p>
-    <w:p>
-      <w:r>
-        <w:tab/>
-        <w:t>Colocar gradiente</w:t>
-      </w:r>
-    </w:p>
-    <w:p>
-      <w:r>
-        <w:tab/>
-      </w:r>
+          <w:lang w:val="en-US"/>
+        </w:rPr>
+        <w:t>attachements</w:t>
+      </w:r>
+      <w:proofErr w:type="spellEnd"/>
+      <w:r>
+        <w:rPr>
+          <w:i/>
+          <w:iCs/>
+          <w:lang w:val="en-US"/>
+        </w:rPr>
+        <w:t>: fixed</w:t>
+      </w:r>
+    </w:p>
+    <w:p>
+      <w:r>
+        <w:rPr>
+          <w:lang w:val="en-US"/>
+        </w:rPr>
+        <w:tab/>
+      </w:r>
+      <w:r>
+        <w:t>Para o fundo ficar f</w:t>
+      </w:r>
+      <w:r>
+        <w:t xml:space="preserve">ixo ao dar </w:t>
+      </w:r>
+      <w:proofErr w:type="spellStart"/>
+      <w:r>
+        <w:t>scroll</w:t>
+      </w:r>
+      <w:proofErr w:type="spellEnd"/>
+      <w:r>
+        <w:t xml:space="preserve"> para baixo</w:t>
+      </w:r>
+    </w:p>
+    <w:p/>
+    <w:p>
+      <w:pPr>
+        <w:rPr>
+          <w:i/>
+          <w:iCs/>
+        </w:rPr>
+      </w:pPr>
+      <w:proofErr w:type="spellStart"/>
       <w:proofErr w:type="gramStart"/>
       <w:r>
-        <w:t>:linear</w:t>
+        <w:rPr>
+          <w:i/>
+          <w:iCs/>
+        </w:rPr>
+        <w:t>Width</w:t>
+      </w:r>
+      <w:proofErr w:type="spellEnd"/>
+      <w:r>
+        <w:rPr>
+          <w:i/>
+          <w:iCs/>
+        </w:rPr>
+        <w:t xml:space="preserve"> :</w:t>
       </w:r>
       <w:proofErr w:type="gramEnd"/>
       <w:r>
+        <w:rPr>
+          <w:i/>
+          <w:iCs/>
+        </w:rPr>
         <w:t xml:space="preserve"> </w:t>
       </w:r>
       <w:proofErr w:type="spellStart"/>
       <w:r>
-        <w:t>gradient</w:t>
-      </w:r>
-      <w:proofErr w:type="spellEnd"/>
-      <w:r>
-        <w:t xml:space="preserve"> ()</w:t>
-      </w:r>
-    </w:p>
-    <w:p>
-      <w:pPr>
-        <w:rPr>
-          <w:lang w:val="en-US"/>
-        </w:rPr>
-      </w:pPr>
-      <w:r>
-        <w:tab/>
-      </w:r>
-      <w:r>
-        <w:tab/>
-      </w:r>
-      <w:r>
-        <w:tab/>
-      </w:r>
-      <w:r>
-        <w:rPr>
-          <w:lang w:val="en-US"/>
-        </w:rPr>
-        <w:t xml:space="preserve">- to right </w:t>
-      </w:r>
-      <w:proofErr w:type="spellStart"/>
-      <w:r>
-        <w:rPr>
-          <w:lang w:val="en-US"/>
-        </w:rPr>
-        <w:t>ou</w:t>
-      </w:r>
-      <w:proofErr w:type="spellEnd"/>
-      <w:r>
-        <w:rPr>
-          <w:lang w:val="en-US"/>
+        <w:rPr>
+          <w:i/>
+          <w:iCs/>
+        </w:rPr>
+        <w:t>px</w:t>
+      </w:r>
+      <w:proofErr w:type="spellEnd"/>
+    </w:p>
+    <w:p>
+      <w:r>
+        <w:rPr>
+          <w:i/>
+          <w:iCs/>
+        </w:rPr>
+        <w:tab/>
+      </w:r>
+      <w:r>
+        <w:t>Largura</w:t>
+      </w:r>
+    </w:p>
+    <w:p/>
+    <w:p>
+      <w:pPr>
+        <w:rPr>
+          <w:i/>
+          <w:iCs/>
+        </w:rPr>
+      </w:pPr>
+      <w:proofErr w:type="spellStart"/>
+      <w:proofErr w:type="gramStart"/>
+      <w:r>
+        <w:rPr>
+          <w:i/>
+          <w:iCs/>
+        </w:rPr>
+        <w:t>padding</w:t>
+      </w:r>
+      <w:proofErr w:type="spellEnd"/>
+      <w:r>
+        <w:rPr>
+          <w:i/>
+          <w:iCs/>
+        </w:rPr>
+        <w:t xml:space="preserve"> :</w:t>
+      </w:r>
+      <w:proofErr w:type="gramEnd"/>
+      <w:r>
+        <w:rPr>
+          <w:i/>
+          <w:iCs/>
         </w:rPr>
         <w:t xml:space="preserve"> </w:t>
       </w:r>
       <w:proofErr w:type="spellStart"/>
       <w:r>
         <w:rPr>
-          <w:lang w:val="en-US"/>
-        </w:rPr>
-        <w:t>graus</w:t>
-      </w:r>
-      <w:proofErr w:type="spellEnd"/>
-      <w:r>
-        <w:rPr>
-          <w:lang w:val="en-US"/>
-        </w:rPr>
-        <w:t xml:space="preserve"> (-45deg</w:t>
-      </w:r>
-      <w:r>
-        <w:rPr>
-          <w:lang w:val="en-US"/>
-        </w:rPr>
-        <w:t>)</w:t>
-      </w:r>
-    </w:p>
-    <w:p>
-      <w:pPr>
-        <w:rPr>
-          <w:lang w:val="en-US"/>
-        </w:rPr>
-      </w:pPr>
-      <w:r>
-        <w:rPr>
-          <w:lang w:val="en-US"/>
-        </w:rPr>
-        <w:tab/>
-      </w:r>
-      <w:r>
-        <w:rPr>
-          <w:lang w:val="en-US"/>
-        </w:rPr>
-        <w:tab/>
-      </w:r>
-      <w:r>
-        <w:rPr>
-          <w:lang w:val="en-US"/>
-        </w:rPr>
-        <w:tab/>
-        <w:t>- cores do gradient</w:t>
-      </w:r>
-    </w:p>
-    <w:p>
-      <w:pPr>
-        <w:rPr>
-          <w:lang w:val="en-US"/>
-        </w:rPr>
-      </w:pPr>
-      <w:r>
-        <w:rPr>
-          <w:lang w:val="en-US"/>
-        </w:rPr>
-        <w:tab/>
-      </w:r>
-      <w:proofErr w:type="gramStart"/>
-      <w:r>
-        <w:rPr>
-          <w:lang w:val="en-US"/>
-        </w:rPr>
-        <w:t>:radial</w:t>
-      </w:r>
-      <w:proofErr w:type="gramEnd"/>
-      <w:r>
-        <w:rPr>
-          <w:lang w:val="en-US"/>
-        </w:rPr>
-        <w:t xml:space="preserve"> </w:t>
-      </w:r>
-      <w:proofErr w:type="gramStart"/>
-      <w:r>
-        <w:rPr>
-          <w:lang w:val="en-US"/>
-        </w:rPr>
-        <w:t>gradient(</w:t>
-      </w:r>
-      <w:proofErr w:type="gramEnd"/>
-      <w:r>
-        <w:rPr>
-          <w:lang w:val="en-US"/>
-        </w:rPr>
-        <w:t>)</w:t>
-      </w:r>
-    </w:p>
-    <w:p>
-      <w:pPr>
-        <w:rPr>
-          <w:lang w:val="en-US"/>
-        </w:rPr>
-      </w:pPr>
-      <w:r>
-        <w:rPr>
-          <w:lang w:val="en-US"/>
-        </w:rPr>
-        <w:tab/>
-      </w:r>
-      <w:r>
-        <w:rPr>
-          <w:lang w:val="en-US"/>
-        </w:rPr>
-        <w:tab/>
-      </w:r>
-      <w:r>
-        <w:rPr>
-          <w:lang w:val="en-US"/>
-        </w:rPr>
-        <w:tab/>
-        <w:t>-circle</w:t>
-      </w:r>
-    </w:p>
-    <w:p>
-      <w:pPr>
-        <w:rPr>
-          <w:lang w:val="en-US"/>
-        </w:rPr>
-      </w:pPr>
-    </w:p>
-    <w:p>
-      <w:pPr>
-        <w:rPr>
-          <w:lang w:val="en-US"/>
-        </w:rPr>
-      </w:pPr>
-      <w:r>
-        <w:rPr>
-          <w:i/>
-          <w:iCs/>
-          <w:lang w:val="en-US"/>
-        </w:rPr>
-        <w:t>Background-</w:t>
-      </w:r>
-      <w:proofErr w:type="spellStart"/>
-      <w:r>
-        <w:rPr>
-          <w:i/>
-          <w:iCs/>
-          <w:lang w:val="en-US"/>
-        </w:rPr>
-        <w:t>attachements</w:t>
-      </w:r>
-      <w:proofErr w:type="spellEnd"/>
-      <w:r>
-        <w:rPr>
-          <w:i/>
-          <w:iCs/>
-          <w:lang w:val="en-US"/>
-        </w:rPr>
-        <w:t>: fixed</w:t>
-      </w:r>
-    </w:p>
-    <w:p>
-      <w:r>
-        <w:rPr>
-          <w:lang w:val="en-US"/>
-        </w:rPr>
-        <w:tab/>
-      </w:r>
-      <w:r>
-        <w:t>Para o fundo ficar f</w:t>
-      </w:r>
-      <w:r>
-        <w:t xml:space="preserve">ixo ao dar </w:t>
-      </w:r>
-      <w:proofErr w:type="spellStart"/>
-      <w:r>
-        <w:t>scroll</w:t>
-      </w:r>
-      <w:proofErr w:type="spellEnd"/>
-      <w:r>
-        <w:t xml:space="preserve"> para baixo</w:t>
-      </w:r>
-    </w:p>
-    <w:p/>
-    <w:p>
-      <w:pPr>
-        <w:rPr>
-          <w:i/>
-          <w:iCs/>
-          <w:lang w:val="en-US"/>
-        </w:rPr>
-      </w:pPr>
-      <w:proofErr w:type="gramStart"/>
-      <w:r>
-        <w:rPr>
-          <w:i/>
-          <w:iCs/>
-          <w:lang w:val="en-US"/>
-        </w:rPr>
-        <w:t>Wi</w:t>
-      </w:r>
-      <w:r>
-        <w:rPr>
-          <w:i/>
-          <w:iCs/>
-          <w:lang w:val="en-US"/>
-        </w:rPr>
-        <w:t>dth :</w:t>
-      </w:r>
-      <w:proofErr w:type="gramEnd"/>
-      <w:r>
-        <w:rPr>
-          <w:i/>
-          <w:iCs/>
-          <w:lang w:val="en-US"/>
-        </w:rPr>
-        <w:t xml:space="preserve"> </w:t>
-      </w:r>
-      <w:proofErr w:type="spellStart"/>
-      <w:r>
-        <w:rPr>
-          <w:i/>
-          <w:iCs/>
-          <w:lang w:val="en-US"/>
+          <w:i/>
+          <w:iCs/>
         </w:rPr>
         <w:t>px</w:t>
       </w:r>
       <w:proofErr w:type="spellEnd"/>
     </w:p>
     <w:p>
-      <w:pPr>
-        <w:rPr>
-          <w:lang w:val="en-US"/>
-        </w:rPr>
-      </w:pPr>
-      <w:r>
-        <w:rPr>
-          <w:i/>
-          <w:iCs/>
-          <w:lang w:val="en-US"/>
-        </w:rPr>
-        <w:tab/>
-      </w:r>
-      <w:proofErr w:type="spellStart"/>
-      <w:r>
-        <w:rPr>
-          <w:lang w:val="en-US"/>
-        </w:rPr>
-        <w:t>Largura</w:t>
-      </w:r>
-      <w:proofErr w:type="spellEnd"/>
-    </w:p>
-    <w:p>
-      <w:pPr>
-        <w:rPr>
-          <w:lang w:val="en-US"/>
-        </w:rPr>
-      </w:pPr>
-    </w:p>
-    <w:p>
-      <w:pPr>
-        <w:rPr>
-          <w:i/>
-          <w:iCs/>
-          <w:lang w:val="en-US"/>
-        </w:rPr>
-      </w:pPr>
-      <w:proofErr w:type="gramStart"/>
-      <w:r>
-        <w:rPr>
-          <w:i/>
-          <w:iCs/>
-          <w:lang w:val="en-US"/>
-        </w:rPr>
-        <w:t>padding</w:t>
-      </w:r>
-      <w:r>
-        <w:rPr>
-          <w:i/>
-          <w:iCs/>
-          <w:lang w:val="en-US"/>
-        </w:rPr>
-        <w:t xml:space="preserve"> :</w:t>
-      </w:r>
-      <w:proofErr w:type="gramEnd"/>
-      <w:r>
-        <w:rPr>
-          <w:i/>
-          <w:iCs/>
-          <w:lang w:val="en-US"/>
-        </w:rPr>
-        <w:t xml:space="preserve"> </w:t>
-      </w:r>
-      <w:proofErr w:type="spellStart"/>
-      <w:r>
-        <w:rPr>
-          <w:i/>
-          <w:iCs/>
-          <w:lang w:val="en-US"/>
-        </w:rPr>
-        <w:t>px</w:t>
-      </w:r>
-      <w:proofErr w:type="spellEnd"/>
-    </w:p>
-    <w:p>
-      <w:r>
-        <w:rPr>
-          <w:lang w:val="en-US"/>
-        </w:rPr>
+      <w:r>
         <w:tab/>
       </w:r>
       <w:r>
@@ -3624,6 +3668,12 @@
       </w:r>
       <w:r>
         <w:t>borda</w:t>
+      </w:r>
+    </w:p>
+    <w:p>
+      <w:r>
+        <w:tab/>
+        <w:t>Top &gt; Direita &gt; Baixo &gt; Esquerda</w:t>
       </w:r>
     </w:p>
     <w:p/>
@@ -3816,18 +3866,459 @@
           <w:i/>
           <w:iCs/>
         </w:rPr>
+        <w:t>Box-</w:t>
+      </w:r>
+      <w:proofErr w:type="spellStart"/>
+      <w:r>
+        <w:rPr>
+          <w:i/>
+          <w:iCs/>
+        </w:rPr>
+        <w:t>shadow</w:t>
+      </w:r>
+      <w:proofErr w:type="spellEnd"/>
+      <w:r>
+        <w:rPr>
+          <w:i/>
+          <w:iCs/>
+        </w:rPr>
+        <w:t>:</w:t>
+      </w:r>
+    </w:p>
+    <w:p>
+      <w:r>
+        <w:rPr>
+          <w:i/>
+          <w:iCs/>
+        </w:rPr>
+        <w:tab/>
+      </w:r>
+      <w:r>
+        <w:t>Adicionar sombra à caixa (4 parâmetros)</w:t>
+      </w:r>
+    </w:p>
+    <w:p>
+      <w:r>
+        <w:tab/>
+      </w:r>
+      <w:r>
+        <w:tab/>
+      </w:r>
+      <w:r>
+        <w:tab/>
+      </w:r>
+      <w:r>
+        <w:tab/>
+        <w:t>- Andar lado</w:t>
+      </w:r>
+    </w:p>
+    <w:p>
+      <w:r>
+        <w:tab/>
+      </w:r>
+      <w:r>
+        <w:tab/>
+      </w:r>
+      <w:r>
+        <w:tab/>
+      </w:r>
+      <w:r>
+        <w:tab/>
+        <w:t>- Andar para baixo</w:t>
+      </w:r>
+    </w:p>
+    <w:p>
+      <w:r>
+        <w:tab/>
+      </w:r>
+      <w:r>
+        <w:tab/>
+      </w:r>
+      <w:r>
+        <w:tab/>
+      </w:r>
+      <w:r>
+        <w:tab/>
+        <w:t>- Quanto espalha</w:t>
+      </w:r>
+    </w:p>
+    <w:p>
+      <w:r>
+        <w:tab/>
+      </w:r>
+      <w:r>
+        <w:tab/>
+      </w:r>
+      <w:r>
+        <w:tab/>
+      </w:r>
+      <w:r>
+        <w:tab/>
+        <w:t>- transparência e cor</w:t>
+      </w:r>
+    </w:p>
+    <w:p>
+      <w:r>
+        <w:tab/>
+        <w:t xml:space="preserve">Ex: 10px </w:t>
+      </w:r>
+      <w:proofErr w:type="spellStart"/>
+      <w:r>
+        <w:t>10px</w:t>
+      </w:r>
+      <w:proofErr w:type="spellEnd"/>
+      <w:r>
+        <w:t xml:space="preserve"> </w:t>
+      </w:r>
+      <w:proofErr w:type="spellStart"/>
+      <w:r>
+        <w:t>10px</w:t>
+      </w:r>
+      <w:proofErr w:type="spellEnd"/>
+      <w:r>
+        <w:t xml:space="preserve"> </w:t>
+      </w:r>
+      <w:proofErr w:type="spellStart"/>
+      <w:r>
+        <w:t>black</w:t>
+      </w:r>
+      <w:proofErr w:type="spellEnd"/>
+    </w:p>
+    <w:p/>
+    <w:p>
+      <w:pPr>
+        <w:rPr>
+          <w:i/>
+          <w:iCs/>
+        </w:rPr>
+      </w:pPr>
+      <w:proofErr w:type="spellStart"/>
+      <w:r>
+        <w:rPr>
+          <w:i/>
+          <w:iCs/>
+        </w:rPr>
+        <w:t>Text-shadow</w:t>
+      </w:r>
+      <w:proofErr w:type="spellEnd"/>
+      <w:r>
+        <w:rPr>
+          <w:i/>
+          <w:iCs/>
+        </w:rPr>
+        <w:t>:</w:t>
+      </w:r>
+    </w:p>
+    <w:p>
+      <w:r>
+        <w:rPr>
+          <w:i/>
+          <w:iCs/>
+        </w:rPr>
+        <w:tab/>
+      </w:r>
+      <w:r>
+        <w:t xml:space="preserve">Igual ao </w:t>
+      </w:r>
+      <w:proofErr w:type="gramStart"/>
+      <w:r>
+        <w:t>box-</w:t>
+      </w:r>
+      <w:proofErr w:type="spellStart"/>
+      <w:r>
+        <w:t>shadow</w:t>
+      </w:r>
+      <w:proofErr w:type="spellEnd"/>
+      <w:proofErr w:type="gramEnd"/>
+      <w:r>
+        <w:t xml:space="preserve"> mas para o texto</w:t>
+      </w:r>
+    </w:p>
+    <w:p/>
+    <w:p>
+      <w:pPr>
+        <w:rPr>
+          <w:i/>
+          <w:iCs/>
+        </w:rPr>
+      </w:pPr>
+      <w:r>
+        <w:rPr>
+          <w:i/>
+          <w:iCs/>
+        </w:rPr>
+        <w:t>Font-</w:t>
+      </w:r>
+      <w:proofErr w:type="spellStart"/>
+      <w:r>
+        <w:rPr>
+          <w:i/>
+          <w:iCs/>
+        </w:rPr>
+        <w:t>weigth</w:t>
+      </w:r>
+      <w:proofErr w:type="spellEnd"/>
+      <w:r>
+        <w:rPr>
+          <w:i/>
+          <w:iCs/>
+        </w:rPr>
+        <w:t>:</w:t>
+      </w:r>
+    </w:p>
+    <w:p>
+      <w:r>
+        <w:rPr>
+          <w:i/>
+          <w:iCs/>
+        </w:rPr>
+        <w:tab/>
+      </w:r>
+      <w:r>
+        <w:t>Peso da fonte</w:t>
+      </w:r>
+    </w:p>
+    <w:p>
+      <w:r>
+        <w:tab/>
+      </w:r>
+      <w:r>
+        <w:tab/>
+      </w:r>
+      <w:proofErr w:type="gramStart"/>
+      <w:r>
+        <w:t>:</w:t>
+      </w:r>
+      <w:proofErr w:type="spellStart"/>
+      <w:r>
+        <w:t>Ligther</w:t>
+      </w:r>
+      <w:proofErr w:type="spellEnd"/>
+      <w:r>
+        <w:t xml:space="preserve"> :Normal</w:t>
+      </w:r>
+      <w:proofErr w:type="gramEnd"/>
+      <w:r>
+        <w:t xml:space="preserve"> : </w:t>
+      </w:r>
+      <w:proofErr w:type="gramStart"/>
+      <w:r>
+        <w:t>Bold :</w:t>
+      </w:r>
+      <w:proofErr w:type="spellStart"/>
+      <w:r>
+        <w:t>Bolder</w:t>
+      </w:r>
+      <w:proofErr w:type="spellEnd"/>
+      <w:proofErr w:type="gramEnd"/>
+      <w:r>
+        <w:t xml:space="preserve"> :100 (de 100 a 1000)</w:t>
+      </w:r>
+    </w:p>
+    <w:p/>
+    <w:p>
+      <w:pPr>
+        <w:rPr>
+          <w:i/>
+          <w:iCs/>
+        </w:rPr>
+      </w:pPr>
+      <w:r>
+        <w:rPr>
+          <w:i/>
+          <w:iCs/>
+        </w:rPr>
+        <w:t>Font-</w:t>
+      </w:r>
+      <w:proofErr w:type="spellStart"/>
+      <w:r>
+        <w:rPr>
+          <w:i/>
+          <w:iCs/>
+        </w:rPr>
+        <w:t>style</w:t>
+      </w:r>
+      <w:proofErr w:type="spellEnd"/>
+      <w:r>
+        <w:rPr>
+          <w:i/>
+          <w:iCs/>
+        </w:rPr>
+        <w:t>:</w:t>
+      </w:r>
+    </w:p>
+    <w:p>
+      <w:r>
+        <w:rPr>
+          <w:i/>
+          <w:iCs/>
+        </w:rPr>
+        <w:tab/>
+      </w:r>
+      <w:r>
+        <w:t>Estilo da f</w:t>
+      </w:r>
+      <w:r>
+        <w:t>onte</w:t>
+      </w:r>
+    </w:p>
+    <w:p>
+      <w:r>
+        <w:rPr>
+          <w:i/>
+          <w:iCs/>
+        </w:rPr>
+        <w:tab/>
+      </w:r>
+      <w:r>
+        <w:rPr>
+          <w:i/>
+          <w:iCs/>
+        </w:rPr>
+        <w:tab/>
+      </w:r>
+      <w:proofErr w:type="gramStart"/>
+      <w:r>
+        <w:t>:</w:t>
+      </w:r>
+      <w:proofErr w:type="spellStart"/>
+      <w:r>
+        <w:t>Italic</w:t>
+      </w:r>
+      <w:proofErr w:type="spellEnd"/>
+      <w:r>
+        <w:tab/>
+      </w:r>
+      <w:r>
+        <w:t>:Normal</w:t>
+      </w:r>
+      <w:proofErr w:type="gramEnd"/>
+    </w:p>
+    <w:p>
+      <w:pPr>
+        <w:rPr>
+          <w:i/>
+          <w:iCs/>
+        </w:rPr>
+      </w:pPr>
+    </w:p>
+    <w:p>
+      <w:pPr>
+        <w:rPr>
+          <w:i/>
+          <w:iCs/>
+        </w:rPr>
+      </w:pPr>
+      <w:proofErr w:type="spellStart"/>
+      <w:r>
+        <w:rPr>
+          <w:i/>
+          <w:iCs/>
+        </w:rPr>
+        <w:t>Text-decoration</w:t>
+      </w:r>
+      <w:proofErr w:type="spellEnd"/>
+      <w:r>
+        <w:rPr>
+          <w:i/>
+          <w:iCs/>
+        </w:rPr>
+        <w:t>:</w:t>
+      </w:r>
+    </w:p>
+    <w:p>
+      <w:r>
+        <w:tab/>
+        <w:t>Colocar linhas sublinhadas</w:t>
+      </w:r>
+    </w:p>
+    <w:p>
+      <w:r>
+        <w:tab/>
+      </w:r>
+      <w:proofErr w:type="gramStart"/>
+      <w:r>
+        <w:t>:</w:t>
+      </w:r>
+      <w:proofErr w:type="spellStart"/>
+      <w:r>
+        <w:t>Underline</w:t>
+      </w:r>
+      <w:proofErr w:type="spellEnd"/>
+      <w:proofErr w:type="gramEnd"/>
+    </w:p>
+    <w:p>
+      <w:r>
+        <w:tab/>
+      </w:r>
+      <w:proofErr w:type="gramStart"/>
+      <w:r>
+        <w:t>:</w:t>
+      </w:r>
+      <w:proofErr w:type="spellStart"/>
+      <w:r>
+        <w:t>None</w:t>
+      </w:r>
+      <w:proofErr w:type="spellEnd"/>
+      <w:proofErr w:type="gramEnd"/>
+    </w:p>
+    <w:p/>
+    <w:p>
+      <w:pPr>
+        <w:rPr>
+          <w:i/>
+          <w:iCs/>
+        </w:rPr>
+      </w:pPr>
+      <w:proofErr w:type="spellStart"/>
+      <w:r>
+        <w:rPr>
+          <w:i/>
+          <w:iCs/>
+        </w:rPr>
+        <w:t>Text-indent</w:t>
+      </w:r>
+      <w:proofErr w:type="spellEnd"/>
+      <w:r>
+        <w:rPr>
+          <w:i/>
+          <w:iCs/>
+        </w:rPr>
+        <w:t>:</w:t>
+      </w:r>
+    </w:p>
+    <w:p>
+      <w:r>
+        <w:tab/>
+      </w:r>
+      <w:r>
+        <w:t>Colocar a primeira linha a</w:t>
+      </w:r>
+      <w:r>
+        <w:t xml:space="preserve"> começar depois. </w:t>
+      </w:r>
+      <w:proofErr w:type="spellStart"/>
+      <w:r>
+        <w:t>Px</w:t>
+      </w:r>
+      <w:proofErr w:type="spellEnd"/>
+    </w:p>
+    <w:p/>
+    <w:p>
+      <w:pPr>
+        <w:rPr>
+          <w:i/>
+          <w:iCs/>
+        </w:rPr>
+      </w:pPr>
+      <w:r>
+        <w:rPr>
+          <w:i/>
+          <w:iCs/>
+        </w:rPr>
         <w:lastRenderedPageBreak/>
-        <w:t>Box-</w:t>
-      </w:r>
-      <w:proofErr w:type="spellStart"/>
-      <w:r>
-        <w:rPr>
-          <w:i/>
-          <w:iCs/>
-        </w:rPr>
-        <w:t>shadow</w:t>
-      </w:r>
-      <w:proofErr w:type="spellEnd"/>
+        <w:t>Display</w:t>
+      </w:r>
       <w:r>
         <w:rPr>
           <w:i/>
@@ -3844,74 +4335,629 @@
         </w:rPr>
         <w:tab/>
       </w:r>
-      <w:r>
-        <w:t>Adicionar sombra à caixa (4 parâmetros)</w:t>
-      </w:r>
-    </w:p>
-    <w:p>
-      <w:r>
-        <w:tab/>
-      </w:r>
-      <w:r>
-        <w:tab/>
-      </w:r>
-      <w:r>
-        <w:tab/>
-      </w:r>
-      <w:r>
-        <w:tab/>
-        <w:t>- Andar lado</w:t>
-      </w:r>
-    </w:p>
-    <w:p>
-      <w:r>
-        <w:tab/>
-      </w:r>
-      <w:r>
-        <w:tab/>
-      </w:r>
-      <w:r>
-        <w:tab/>
-      </w:r>
-      <w:r>
-        <w:tab/>
-        <w:t>- Andar para baixo</w:t>
-      </w:r>
-    </w:p>
-    <w:p>
-      <w:r>
-        <w:tab/>
-      </w:r>
-      <w:r>
-        <w:tab/>
-      </w:r>
-      <w:r>
-        <w:tab/>
-      </w:r>
-      <w:r>
-        <w:tab/>
-        <w:t>- Quanto espalha</w:t>
-      </w:r>
-    </w:p>
-    <w:p>
-      <w:r>
-        <w:tab/>
-      </w:r>
-      <w:r>
-        <w:tab/>
-      </w:r>
-      <w:r>
-        <w:tab/>
-      </w:r>
-      <w:r>
-        <w:tab/>
-        <w:t>- transparência e cor</w:t>
-      </w:r>
-    </w:p>
-    <w:p>
-      <w:r>
-        <w:tab/>
-        <w:t xml:space="preserve">Ex: 10px </w:t>
+      <w:proofErr w:type="spellStart"/>
+      <w:r>
+        <w:rPr>
+          <w:i/>
+          <w:iCs/>
+        </w:rPr>
+        <w:t>Inline-</w:t>
+      </w:r>
+      <w:proofErr w:type="gramStart"/>
+      <w:r>
+        <w:rPr>
+          <w:i/>
+          <w:iCs/>
+        </w:rPr>
+        <w:t>block</w:t>
+      </w:r>
+      <w:proofErr w:type="spellEnd"/>
+      <w:r>
+        <w:rPr>
+          <w:i/>
+          <w:iCs/>
+        </w:rPr>
+        <w:tab/>
+      </w:r>
+      <w:r>
+        <w:rPr>
+          <w:i/>
+          <w:iCs/>
+        </w:rPr>
+        <w:tab/>
+      </w:r>
+      <w:r>
+        <w:rPr>
+          <w:i/>
+          <w:iCs/>
+        </w:rPr>
+        <w:tab/>
+      </w:r>
+      <w:r>
+        <w:t>Colocar</w:t>
+      </w:r>
+      <w:proofErr w:type="gramEnd"/>
+      <w:r>
+        <w:t xml:space="preserve"> </w:t>
+      </w:r>
+      <w:proofErr w:type="spellStart"/>
+      <w:r>
+        <w:t>divs</w:t>
+      </w:r>
+      <w:proofErr w:type="spellEnd"/>
+      <w:r>
+        <w:t xml:space="preserve"> na mesma linha.</w:t>
+      </w:r>
+    </w:p>
+    <w:p>
+      <w:r>
+        <w:tab/>
+      </w:r>
+      <w:proofErr w:type="spellStart"/>
+      <w:r>
+        <w:t>None</w:t>
+      </w:r>
+      <w:proofErr w:type="spellEnd"/>
+      <w:r>
+        <w:tab/>
+      </w:r>
+      <w:r>
+        <w:tab/>
+        <w:t>Esconde o texto. Este não aparece</w:t>
+      </w:r>
+    </w:p>
+    <w:p>
+      <w:pPr>
+        <w:rPr>
+          <w:lang w:val="en-US"/>
+        </w:rPr>
+      </w:pPr>
+      <w:r>
+        <w:tab/>
+      </w:r>
+      <w:r>
+        <w:rPr>
+          <w:lang w:val="en-US"/>
+        </w:rPr>
+        <w:t>Block</w:t>
+      </w:r>
+      <w:r>
+        <w:rPr>
+          <w:lang w:val="en-US"/>
+        </w:rPr>
+        <w:tab/>
+      </w:r>
+      <w:r>
+        <w:rPr>
+          <w:lang w:val="en-US"/>
+        </w:rPr>
+        <w:tab/>
+        <w:t xml:space="preserve">O </w:t>
+      </w:r>
+      <w:proofErr w:type="spellStart"/>
+      <w:r>
+        <w:rPr>
+          <w:lang w:val="en-US"/>
+        </w:rPr>
+        <w:t>texto</w:t>
+      </w:r>
+      <w:proofErr w:type="spellEnd"/>
+      <w:r>
+        <w:rPr>
+          <w:lang w:val="en-US"/>
+        </w:rPr>
+        <w:t xml:space="preserve"> </w:t>
+      </w:r>
+      <w:proofErr w:type="spellStart"/>
+      <w:r>
+        <w:rPr>
+          <w:lang w:val="en-US"/>
+        </w:rPr>
+        <w:t>aparece</w:t>
+      </w:r>
+      <w:proofErr w:type="spellEnd"/>
+    </w:p>
+    <w:p>
+      <w:pPr>
+        <w:rPr>
+          <w:lang w:val="en-US"/>
+        </w:rPr>
+      </w:pPr>
+    </w:p>
+    <w:p>
+      <w:pPr>
+        <w:rPr>
+          <w:i/>
+          <w:iCs/>
+          <w:lang w:val="en-US"/>
+        </w:rPr>
+      </w:pPr>
+      <w:r>
+        <w:rPr>
+          <w:i/>
+          <w:iCs/>
+          <w:lang w:val="en-US"/>
+        </w:rPr>
+        <w:t>Border-style:</w:t>
+      </w:r>
+    </w:p>
+    <w:p>
+      <w:pPr>
+        <w:rPr>
+          <w:lang w:val="en-US"/>
+        </w:rPr>
+      </w:pPr>
+      <w:r>
+        <w:rPr>
+          <w:i/>
+          <w:iCs/>
+          <w:lang w:val="en-US"/>
+        </w:rPr>
+        <w:tab/>
+      </w:r>
+      <w:r>
+        <w:rPr>
+          <w:lang w:val="en-US"/>
+        </w:rPr>
+        <w:t xml:space="preserve">Dashed – </w:t>
+      </w:r>
+      <w:proofErr w:type="spellStart"/>
+      <w:r>
+        <w:rPr>
+          <w:lang w:val="en-US"/>
+        </w:rPr>
+        <w:t>Tracejado</w:t>
+      </w:r>
+      <w:proofErr w:type="spellEnd"/>
+    </w:p>
+    <w:p>
+      <w:pPr>
+        <w:rPr>
+          <w:lang w:val="en-US"/>
+        </w:rPr>
+      </w:pPr>
+      <w:r>
+        <w:rPr>
+          <w:lang w:val="en-US"/>
+        </w:rPr>
+        <w:tab/>
+        <w:t xml:space="preserve">Doted – </w:t>
+      </w:r>
+      <w:proofErr w:type="spellStart"/>
+      <w:r>
+        <w:rPr>
+          <w:lang w:val="en-US"/>
+        </w:rPr>
+        <w:t>Pontinhos</w:t>
+      </w:r>
+      <w:proofErr w:type="spellEnd"/>
+    </w:p>
+    <w:p>
+      <w:pPr>
+        <w:rPr>
+          <w:lang w:val="en-US"/>
+        </w:rPr>
+      </w:pPr>
+      <w:r>
+        <w:rPr>
+          <w:lang w:val="en-US"/>
+        </w:rPr>
+        <w:tab/>
+        <w:t xml:space="preserve">Double – duas </w:t>
+      </w:r>
+      <w:proofErr w:type="spellStart"/>
+      <w:r>
+        <w:rPr>
+          <w:lang w:val="en-US"/>
+        </w:rPr>
+        <w:t>linhas</w:t>
+      </w:r>
+      <w:proofErr w:type="spellEnd"/>
+    </w:p>
+    <w:p>
+      <w:pPr>
+        <w:rPr>
+          <w:lang w:val="en-US"/>
+        </w:rPr>
+      </w:pPr>
+      <w:r>
+        <w:rPr>
+          <w:lang w:val="en-US"/>
+        </w:rPr>
+        <w:tab/>
+        <w:t xml:space="preserve">Groove – </w:t>
+      </w:r>
+      <w:proofErr w:type="spellStart"/>
+      <w:r>
+        <w:rPr>
+          <w:lang w:val="en-US"/>
+        </w:rPr>
+        <w:t>margem</w:t>
+      </w:r>
+      <w:proofErr w:type="spellEnd"/>
+      <w:r>
+        <w:rPr>
+          <w:lang w:val="en-US"/>
+        </w:rPr>
+        <w:t xml:space="preserve"> 3D</w:t>
+      </w:r>
+    </w:p>
+    <w:p>
+      <w:pPr>
+        <w:rPr>
+          <w:lang w:val="en-US"/>
+        </w:rPr>
+      </w:pPr>
+    </w:p>
+    <w:p>
+      <w:pPr>
+        <w:rPr>
+          <w:i/>
+          <w:iCs/>
+          <w:lang w:val="en-US"/>
+        </w:rPr>
+      </w:pPr>
+      <w:r>
+        <w:rPr>
+          <w:i/>
+          <w:iCs/>
+          <w:lang w:val="en-US"/>
+        </w:rPr>
+        <w:t>Outline-width:</w:t>
+      </w:r>
+    </w:p>
+    <w:p>
+      <w:r>
+        <w:rPr>
+          <w:i/>
+          <w:iCs/>
+          <w:lang w:val="en-US"/>
+        </w:rPr>
+        <w:tab/>
+      </w:r>
+      <w:r>
+        <w:t xml:space="preserve">Criar </w:t>
+      </w:r>
+      <w:proofErr w:type="spellStart"/>
+      <w:r>
+        <w:t>outline</w:t>
+      </w:r>
+      <w:proofErr w:type="spellEnd"/>
+      <w:r>
+        <w:t xml:space="preserve"> largura, igual à</w:t>
+      </w:r>
+      <w:r>
+        <w:t xml:space="preserve"> </w:t>
+      </w:r>
+      <w:proofErr w:type="spellStart"/>
+      <w:r>
+        <w:t>border</w:t>
+      </w:r>
+      <w:proofErr w:type="spellEnd"/>
+    </w:p>
+    <w:p/>
+    <w:p>
+      <w:pPr>
+        <w:rPr>
+          <w:i/>
+          <w:iCs/>
+        </w:rPr>
+      </w:pPr>
+      <w:proofErr w:type="spellStart"/>
+      <w:r>
+        <w:rPr>
+          <w:i/>
+          <w:iCs/>
+        </w:rPr>
+        <w:t>Outline</w:t>
+      </w:r>
+      <w:proofErr w:type="spellEnd"/>
+      <w:r>
+        <w:rPr>
+          <w:i/>
+          <w:iCs/>
+        </w:rPr>
+        <w:t>:</w:t>
+      </w:r>
+    </w:p>
+    <w:p>
+      <w:r>
+        <w:rPr>
+          <w:i/>
+          <w:iCs/>
+        </w:rPr>
+        <w:tab/>
+      </w:r>
+      <w:proofErr w:type="spellStart"/>
+      <w:r>
+        <w:t>Width</w:t>
+      </w:r>
+      <w:proofErr w:type="spellEnd"/>
+      <w:r>
+        <w:t xml:space="preserve"> &gt; </w:t>
+      </w:r>
+      <w:proofErr w:type="spellStart"/>
+      <w:r>
+        <w:t>style</w:t>
+      </w:r>
+      <w:proofErr w:type="spellEnd"/>
+      <w:r>
+        <w:t xml:space="preserve"> &gt; color</w:t>
+      </w:r>
+    </w:p>
+    <w:p>
+      <w:pPr>
+        <w:rPr>
+          <w:i/>
+          <w:iCs/>
+        </w:rPr>
+      </w:pPr>
+      <w:r>
+        <w:br w:type="page"/>
+      </w:r>
+    </w:p>
+    <w:p>
+      <w:pPr>
+        <w:pStyle w:val="Subttulo"/>
+        <w:rPr>
+          <w:lang w:val="en-US"/>
+        </w:rPr>
+      </w:pPr>
+      <w:proofErr w:type="spellStart"/>
+      <w:r>
+        <w:rPr>
+          <w:lang w:val="en-US"/>
+        </w:rPr>
+        <w:lastRenderedPageBreak/>
+        <w:t>Shorthands</w:t>
+      </w:r>
+      <w:proofErr w:type="spellEnd"/>
+    </w:p>
+    <w:p>
+      <w:pPr>
+        <w:rPr>
+          <w:i/>
+          <w:iCs/>
+          <w:lang w:val="en-US"/>
+        </w:rPr>
+      </w:pPr>
+      <w:r>
+        <w:rPr>
+          <w:i/>
+          <w:iCs/>
+          <w:lang w:val="en-US"/>
+        </w:rPr>
+        <w:t>Font:</w:t>
+      </w:r>
+    </w:p>
+    <w:p>
+      <w:pPr>
+        <w:rPr>
+          <w:lang w:val="en-US"/>
+        </w:rPr>
+      </w:pPr>
+      <w:r>
+        <w:rPr>
+          <w:i/>
+          <w:iCs/>
+          <w:lang w:val="en-US"/>
+        </w:rPr>
+        <w:tab/>
+      </w:r>
+      <w:r>
+        <w:rPr>
+          <w:lang w:val="en-US"/>
+        </w:rPr>
+        <w:t xml:space="preserve">Font-style &gt; Font-weight &gt; Font-size &gt; </w:t>
+      </w:r>
+      <w:r>
+        <w:rPr>
+          <w:lang w:val="en-US"/>
+        </w:rPr>
+        <w:t>Font-family</w:t>
+      </w:r>
+      <w:r>
+        <w:rPr>
+          <w:lang w:val="en-US"/>
+        </w:rPr>
+        <w:t xml:space="preserve"> </w:t>
+      </w:r>
+    </w:p>
+    <w:p>
+      <w:pPr>
+        <w:rPr>
+          <w:lang w:val="en-US"/>
+        </w:rPr>
+      </w:pPr>
+      <w:r>
+        <w:rPr>
+          <w:lang w:val="en-US"/>
+        </w:rPr>
+        <w:tab/>
+        <w:t>Ex:</w:t>
+      </w:r>
+    </w:p>
+    <w:p>
+      <w:pPr>
+        <w:rPr>
+          <w:lang w:val="en-US"/>
+        </w:rPr>
+      </w:pPr>
+      <w:r>
+        <w:rPr>
+          <w:lang w:val="en-US"/>
+        </w:rPr>
+        <w:tab/>
+      </w:r>
+      <w:r>
+        <w:rPr>
+          <w:lang w:val="en-US"/>
+        </w:rPr>
+        <w:tab/>
+        <w:t xml:space="preserve">Font: italic bolder 3em ‘Work </w:t>
+      </w:r>
+      <w:proofErr w:type="spellStart"/>
+      <w:r>
+        <w:rPr>
+          <w:lang w:val="en-US"/>
+        </w:rPr>
+        <w:t>Snas</w:t>
+      </w:r>
+      <w:proofErr w:type="spellEnd"/>
+      <w:r>
+        <w:rPr>
+          <w:lang w:val="en-US"/>
+        </w:rPr>
+        <w:t>’, sans-</w:t>
+      </w:r>
+      <w:proofErr w:type="gramStart"/>
+      <w:r>
+        <w:rPr>
+          <w:lang w:val="en-US"/>
+        </w:rPr>
+        <w:t>serif;</w:t>
+      </w:r>
+      <w:proofErr w:type="gramEnd"/>
+    </w:p>
+    <w:p>
+      <w:pPr>
+        <w:rPr>
+          <w:lang w:val="en-US"/>
+        </w:rPr>
+      </w:pPr>
+    </w:p>
+    <w:p>
+      <w:pPr>
+        <w:rPr>
+          <w:i/>
+          <w:iCs/>
+          <w:lang w:val="en-US"/>
+        </w:rPr>
+      </w:pPr>
+      <w:r>
+        <w:rPr>
+          <w:i/>
+          <w:iCs/>
+          <w:lang w:val="en-US"/>
+        </w:rPr>
+        <w:t>Border:</w:t>
+      </w:r>
+    </w:p>
+    <w:p>
+      <w:pPr>
+        <w:rPr>
+          <w:lang w:val="en-US"/>
+        </w:rPr>
+      </w:pPr>
+      <w:r>
+        <w:rPr>
+          <w:i/>
+          <w:iCs/>
+          <w:lang w:val="en-US"/>
+        </w:rPr>
+        <w:tab/>
+      </w:r>
+      <w:r>
+        <w:rPr>
+          <w:lang w:val="en-US"/>
+        </w:rPr>
+        <w:t>Broder-size &gt; Border-style &gt; Border-Color</w:t>
+      </w:r>
+    </w:p>
+    <w:p>
+      <w:pPr>
+        <w:rPr>
+          <w:lang w:val="en-US"/>
+        </w:rPr>
+      </w:pPr>
+      <w:r>
+        <w:rPr>
+          <w:lang w:val="en-US"/>
+        </w:rPr>
+        <w:tab/>
+        <w:t>Ex:</w:t>
+      </w:r>
+    </w:p>
+    <w:p>
+      <w:pPr>
+        <w:rPr>
+          <w:lang w:val="en-US"/>
+        </w:rPr>
+      </w:pPr>
+      <w:r>
+        <w:rPr>
+          <w:lang w:val="en-US"/>
+        </w:rPr>
+        <w:tab/>
+      </w:r>
+      <w:r>
+        <w:rPr>
+          <w:lang w:val="en-US"/>
+        </w:rPr>
+        <w:tab/>
+        <w:t>1px solid black</w:t>
+      </w:r>
+    </w:p>
+    <w:p>
+      <w:pPr>
+        <w:rPr>
+          <w:lang w:val="en-US"/>
+        </w:rPr>
+      </w:pPr>
+    </w:p>
+    <w:p>
+      <w:pPr>
+        <w:rPr>
+          <w:i/>
+          <w:iCs/>
+          <w:lang w:val="en-US"/>
+        </w:rPr>
+      </w:pPr>
+      <w:r>
+        <w:rPr>
+          <w:i/>
+          <w:iCs/>
+          <w:lang w:val="en-US"/>
+        </w:rPr>
+        <w:t>Padding:</w:t>
+      </w:r>
+    </w:p>
+    <w:p>
+      <w:r>
+        <w:rPr>
+          <w:i/>
+          <w:iCs/>
+          <w:lang w:val="en-US"/>
+        </w:rPr>
+        <w:tab/>
+      </w:r>
+      <w:r>
+        <w:t>Topo &gt;</w:t>
+      </w:r>
+      <w:r>
+        <w:t xml:space="preserve"> Direita &gt; Baixo &gt; Esquerda</w:t>
+      </w:r>
+    </w:p>
+    <w:p>
+      <w:r>
+        <w:tab/>
+        <w:t>Todos</w:t>
+      </w:r>
+    </w:p>
+    <w:p>
+      <w:r>
+        <w:tab/>
+        <w:t>Topo e Baixo &gt; Direita e Esquerda</w:t>
+      </w:r>
+    </w:p>
+    <w:p>
+      <w:r>
+        <w:tab/>
+        <w:t xml:space="preserve">Ex: </w:t>
+      </w:r>
+      <w:r>
+        <w:tab/>
+        <w:t xml:space="preserve">10px </w:t>
       </w:r>
       <w:proofErr w:type="spellStart"/>
       <w:r>
@@ -3931,7 +4977,7 @@
       </w:r>
       <w:proofErr w:type="spellStart"/>
       <w:r>
-        <w:t>black</w:t>
+        <w:t>10px</w:t>
       </w:r>
       <w:proofErr w:type="spellEnd"/>
     </w:p>
@@ -3949,7 +4995,7 @@
           <w:i/>
           <w:iCs/>
         </w:rPr>
-        <w:t>Text-shadow</w:t>
+        <w:t>Margin</w:t>
       </w:r>
       <w:proofErr w:type="spellEnd"/>
       <w:r>
@@ -3969,692 +5015,59 @@
         <w:tab/>
       </w:r>
       <w:r>
-        <w:t xml:space="preserve">Igual ao </w:t>
+        <w:t>Topo &gt; Direita &gt; Baixo &gt; Esquerda</w:t>
+      </w:r>
+    </w:p>
+    <w:p>
+      <w:r>
+        <w:tab/>
+        <w:t>Ex:</w:t>
+      </w:r>
+      <w:r>
+        <w:tab/>
+        <w:t>10</w:t>
       </w:r>
       <w:proofErr w:type="gramStart"/>
       <w:r>
-        <w:t>box-</w:t>
-      </w:r>
-      <w:proofErr w:type="spellStart"/>
-      <w:r>
-        <w:t>shadow</w:t>
-      </w:r>
-      <w:proofErr w:type="spellEnd"/>
+        <w:t>px  auto</w:t>
+      </w:r>
       <w:proofErr w:type="gramEnd"/>
       <w:r>
-        <w:t xml:space="preserve"> mas para o texto</w:t>
-      </w:r>
-    </w:p>
-    <w:p/>
-    <w:p>
-      <w:pPr>
-        <w:rPr>
-          <w:i/>
-          <w:iCs/>
-        </w:rPr>
-      </w:pPr>
-      <w:r>
-        <w:rPr>
-          <w:i/>
-          <w:iCs/>
-        </w:rPr>
-        <w:t>Font-</w:t>
-      </w:r>
-      <w:proofErr w:type="spellStart"/>
-      <w:r>
-        <w:rPr>
-          <w:i/>
-          <w:iCs/>
-        </w:rPr>
-        <w:t>weigth</w:t>
-      </w:r>
-      <w:proofErr w:type="spellEnd"/>
-      <w:r>
-        <w:rPr>
-          <w:i/>
-          <w:iCs/>
-        </w:rPr>
-        <w:t>:</w:t>
-      </w:r>
-    </w:p>
-    <w:p>
-      <w:r>
-        <w:rPr>
-          <w:i/>
-          <w:iCs/>
-        </w:rPr>
-        <w:tab/>
-      </w:r>
-      <w:r>
-        <w:t>Peso da fonte</w:t>
-      </w:r>
-    </w:p>
-    <w:p>
-      <w:r>
-        <w:tab/>
-      </w:r>
-      <w:r>
-        <w:tab/>
+        <w:t xml:space="preserve">  40</w:t>
       </w:r>
       <w:proofErr w:type="gramStart"/>
       <w:r>
-        <w:t>:</w:t>
-      </w:r>
-      <w:proofErr w:type="spellStart"/>
-      <w:r>
-        <w:t>Ligther</w:t>
-      </w:r>
-      <w:proofErr w:type="spellEnd"/>
-      <w:r>
-        <w:t xml:space="preserve"> :Normal</w:t>
+        <w:t>px  auto</w:t>
       </w:r>
       <w:proofErr w:type="gramEnd"/>
-      <w:r>
-        <w:t xml:space="preserve"> : </w:t>
-      </w:r>
-      <w:proofErr w:type="gramStart"/>
-      <w:r>
-        <w:t>Bold :</w:t>
-      </w:r>
-      <w:proofErr w:type="spellStart"/>
-      <w:r>
-        <w:t>Bolder</w:t>
-      </w:r>
-      <w:proofErr w:type="spellEnd"/>
-      <w:proofErr w:type="gramEnd"/>
-      <w:r>
-        <w:t xml:space="preserve"> :100 (de 100 a 1000)</w:t>
-      </w:r>
-    </w:p>
-    <w:p/>
-    <w:p>
-      <w:pPr>
-        <w:rPr>
-          <w:i/>
-          <w:iCs/>
-        </w:rPr>
-      </w:pPr>
-      <w:r>
-        <w:rPr>
-          <w:i/>
-          <w:iCs/>
-        </w:rPr>
-        <w:t>Font-</w:t>
-      </w:r>
-      <w:proofErr w:type="spellStart"/>
-      <w:r>
-        <w:rPr>
-          <w:i/>
-          <w:iCs/>
-        </w:rPr>
-        <w:t>style</w:t>
-      </w:r>
-      <w:proofErr w:type="spellEnd"/>
-      <w:r>
-        <w:rPr>
-          <w:i/>
-          <w:iCs/>
-        </w:rPr>
-        <w:t>:</w:t>
-      </w:r>
-    </w:p>
-    <w:p>
-      <w:r>
-        <w:rPr>
-          <w:i/>
-          <w:iCs/>
-        </w:rPr>
-        <w:tab/>
-      </w:r>
-      <w:r>
-        <w:t>Estilo da f</w:t>
-      </w:r>
-      <w:r>
-        <w:t>onte</w:t>
-      </w:r>
-    </w:p>
-    <w:p>
-      <w:r>
-        <w:rPr>
-          <w:i/>
-          <w:iCs/>
-        </w:rPr>
-        <w:tab/>
-      </w:r>
-      <w:r>
-        <w:rPr>
-          <w:i/>
-          <w:iCs/>
-        </w:rPr>
-        <w:tab/>
-      </w:r>
-      <w:proofErr w:type="gramStart"/>
-      <w:r>
-        <w:t>:</w:t>
-      </w:r>
-      <w:proofErr w:type="spellStart"/>
-      <w:r>
-        <w:t>Italic</w:t>
-      </w:r>
-      <w:proofErr w:type="spellEnd"/>
-      <w:r>
-        <w:tab/>
-      </w:r>
-      <w:r>
-        <w:t>:Normal</w:t>
-      </w:r>
-      <w:proofErr w:type="gramEnd"/>
-    </w:p>
-    <w:p>
-      <w:pPr>
-        <w:rPr>
-          <w:i/>
-          <w:iCs/>
-        </w:rPr>
-      </w:pPr>
-    </w:p>
-    <w:p>
-      <w:pPr>
-        <w:rPr>
-          <w:i/>
-          <w:iCs/>
-        </w:rPr>
-      </w:pPr>
-      <w:proofErr w:type="spellStart"/>
-      <w:r>
-        <w:rPr>
-          <w:i/>
-          <w:iCs/>
-        </w:rPr>
-        <w:t>Text-decoration</w:t>
-      </w:r>
-      <w:proofErr w:type="spellEnd"/>
-      <w:r>
-        <w:rPr>
-          <w:i/>
-          <w:iCs/>
-        </w:rPr>
-        <w:t>:</w:t>
-      </w:r>
-    </w:p>
-    <w:p>
-      <w:r>
-        <w:tab/>
-        <w:t>Colocar linhas sublinhadas</w:t>
-      </w:r>
-    </w:p>
-    <w:p>
-      <w:r>
-        <w:tab/>
-      </w:r>
-      <w:proofErr w:type="gramStart"/>
-      <w:r>
-        <w:t>:</w:t>
-      </w:r>
-      <w:proofErr w:type="spellStart"/>
-      <w:r>
-        <w:t>Underline</w:t>
-      </w:r>
-      <w:proofErr w:type="spellEnd"/>
-      <w:proofErr w:type="gramEnd"/>
-    </w:p>
-    <w:p>
-      <w:r>
-        <w:tab/>
-      </w:r>
-      <w:proofErr w:type="gramStart"/>
-      <w:r>
-        <w:t>:</w:t>
-      </w:r>
-      <w:proofErr w:type="spellStart"/>
-      <w:r>
-        <w:t>None</w:t>
-      </w:r>
-      <w:proofErr w:type="spellEnd"/>
-      <w:proofErr w:type="gramEnd"/>
-    </w:p>
-    <w:p/>
-    <w:p>
-      <w:pPr>
-        <w:rPr>
-          <w:i/>
-          <w:iCs/>
-        </w:rPr>
-      </w:pPr>
-      <w:proofErr w:type="spellStart"/>
-      <w:r>
-        <w:rPr>
-          <w:i/>
-          <w:iCs/>
-        </w:rPr>
-        <w:t>Text-indent</w:t>
-      </w:r>
-      <w:proofErr w:type="spellEnd"/>
-      <w:r>
-        <w:rPr>
-          <w:i/>
-          <w:iCs/>
-        </w:rPr>
-        <w:t>:</w:t>
-      </w:r>
-    </w:p>
-    <w:p>
-      <w:r>
-        <w:tab/>
-      </w:r>
-      <w:r>
-        <w:t>Colocar a primeira linha a</w:t>
-      </w:r>
-      <w:r>
-        <w:t xml:space="preserve"> começar depois. </w:t>
-      </w:r>
-      <w:proofErr w:type="spellStart"/>
-      <w:r>
-        <w:t>Px</w:t>
-      </w:r>
-      <w:proofErr w:type="spellEnd"/>
-    </w:p>
-    <w:p/>
-    <w:p>
-      <w:pPr>
-        <w:rPr>
-          <w:i/>
-          <w:iCs/>
-        </w:rPr>
-      </w:pPr>
-      <w:r>
-        <w:rPr>
-          <w:i/>
-          <w:iCs/>
-        </w:rPr>
-        <w:t>Display</w:t>
-      </w:r>
-    </w:p>
-    <w:p>
-      <w:r>
-        <w:rPr>
-          <w:i/>
-          <w:iCs/>
-        </w:rPr>
-        <w:lastRenderedPageBreak/>
-        <w:tab/>
-      </w:r>
-      <w:proofErr w:type="spellStart"/>
-      <w:r>
-        <w:rPr>
-          <w:i/>
-          <w:iCs/>
-        </w:rPr>
-        <w:t>Inline-</w:t>
-      </w:r>
-      <w:proofErr w:type="gramStart"/>
-      <w:r>
-        <w:rPr>
-          <w:i/>
-          <w:iCs/>
-        </w:rPr>
-        <w:t>block</w:t>
-      </w:r>
-      <w:proofErr w:type="spellEnd"/>
-      <w:r>
-        <w:rPr>
-          <w:i/>
-          <w:iCs/>
-        </w:rPr>
-        <w:tab/>
-      </w:r>
-      <w:r>
-        <w:rPr>
-          <w:i/>
-          <w:iCs/>
-        </w:rPr>
-        <w:tab/>
-      </w:r>
-      <w:r>
-        <w:rPr>
-          <w:i/>
-          <w:iCs/>
-        </w:rPr>
-        <w:tab/>
-      </w:r>
-      <w:r>
-        <w:t>Colocar</w:t>
-      </w:r>
-      <w:proofErr w:type="gramEnd"/>
-      <w:r>
-        <w:t xml:space="preserve"> </w:t>
-      </w:r>
-      <w:proofErr w:type="spellStart"/>
-      <w:r>
-        <w:t>divs</w:t>
-      </w:r>
-      <w:proofErr w:type="spellEnd"/>
-      <w:r>
-        <w:t xml:space="preserve"> na mesma linha.</w:t>
-      </w:r>
-    </w:p>
-    <w:p>
-      <w:r>
-        <w:tab/>
-      </w:r>
-      <w:proofErr w:type="spellStart"/>
-      <w:r>
-        <w:t>None</w:t>
-      </w:r>
-      <w:proofErr w:type="spellEnd"/>
-      <w:r>
-        <w:tab/>
-      </w:r>
-      <w:r>
-        <w:tab/>
-        <w:t>Esconde o texto. Este não aparece</w:t>
-      </w:r>
-    </w:p>
-    <w:p>
-      <w:r>
-        <w:tab/>
-      </w:r>
-      <w:proofErr w:type="spellStart"/>
-      <w:r>
-        <w:t>Block</w:t>
-      </w:r>
-      <w:proofErr w:type="spellEnd"/>
-      <w:r>
-        <w:tab/>
-      </w:r>
-      <w:r>
-        <w:tab/>
-        <w:t>O texto aparece</w:t>
+    </w:p>
+    <w:p>
+      <w:r>
+        <w:tab/>
+        <w:t>O auto significa, direita e esquerda centrado segundo largura da página.</w:t>
       </w:r>
     </w:p>
     <w:p/>
     <w:p/>
     <w:p>
       <w:r>
-        <w:br w:type="page"/>
-      </w:r>
-    </w:p>
-    <w:p>
-      <w:pPr>
-        <w:pStyle w:val="Subttulo"/>
-        <w:rPr>
-          <w:lang w:val="en-US"/>
-        </w:rPr>
-      </w:pPr>
-      <w:proofErr w:type="spellStart"/>
-      <w:r>
-        <w:rPr>
-          <w:lang w:val="en-US"/>
-        </w:rPr>
+        <w:t xml:space="preserve"> </w:t>
+      </w:r>
+    </w:p>
+    <w:p>
+      <w:pPr>
+        <w:rPr>
+          <w:i/>
+          <w:iCs/>
+        </w:rPr>
+      </w:pPr>
+    </w:p>
+    <w:p/>
+    <w:p/>
+    <w:p/>
+    <w:p>
+      <w:r>
         <w:lastRenderedPageBreak/>
-        <w:t>Shorthands</w:t>
-      </w:r>
-      <w:proofErr w:type="spellEnd"/>
-    </w:p>
-    <w:p>
-      <w:pPr>
-        <w:rPr>
-          <w:i/>
-          <w:iCs/>
-          <w:lang w:val="en-US"/>
-        </w:rPr>
-      </w:pPr>
-      <w:r>
-        <w:rPr>
-          <w:i/>
-          <w:iCs/>
-          <w:lang w:val="en-US"/>
-        </w:rPr>
-        <w:t>Font:</w:t>
-      </w:r>
-    </w:p>
-    <w:p>
-      <w:pPr>
-        <w:rPr>
-          <w:lang w:val="en-US"/>
-        </w:rPr>
-      </w:pPr>
-      <w:r>
-        <w:rPr>
-          <w:i/>
-          <w:iCs/>
-          <w:lang w:val="en-US"/>
-        </w:rPr>
-        <w:tab/>
-      </w:r>
-      <w:r>
-        <w:rPr>
-          <w:lang w:val="en-US"/>
-        </w:rPr>
-        <w:t>Font-style</w:t>
-      </w:r>
-      <w:r>
-        <w:rPr>
-          <w:lang w:val="en-US"/>
-        </w:rPr>
-        <w:t xml:space="preserve"> &gt; </w:t>
-      </w:r>
-      <w:r>
-        <w:rPr>
-          <w:lang w:val="en-US"/>
-        </w:rPr>
-        <w:t xml:space="preserve">Font-weight &gt; Font-size &gt; </w:t>
-      </w:r>
-      <w:r>
-        <w:rPr>
-          <w:lang w:val="en-US"/>
-        </w:rPr>
-        <w:t>Font-family</w:t>
-      </w:r>
-      <w:r>
-        <w:rPr>
-          <w:lang w:val="en-US"/>
-        </w:rPr>
-        <w:t xml:space="preserve"> </w:t>
-      </w:r>
-    </w:p>
-    <w:p>
-      <w:pPr>
-        <w:rPr>
-          <w:lang w:val="en-US"/>
-        </w:rPr>
-      </w:pPr>
-      <w:r>
-        <w:rPr>
-          <w:lang w:val="en-US"/>
-        </w:rPr>
-        <w:tab/>
-        <w:t>Ex:</w:t>
-      </w:r>
-    </w:p>
-    <w:p>
-      <w:pPr>
-        <w:rPr>
-          <w:lang w:val="en-US"/>
-        </w:rPr>
-      </w:pPr>
-      <w:r>
-        <w:rPr>
-          <w:lang w:val="en-US"/>
-        </w:rPr>
-        <w:tab/>
-      </w:r>
-      <w:r>
-        <w:rPr>
-          <w:lang w:val="en-US"/>
-        </w:rPr>
-        <w:tab/>
-        <w:t xml:space="preserve">Font: italic bolder 3em ‘Work </w:t>
-      </w:r>
-      <w:proofErr w:type="spellStart"/>
-      <w:r>
-        <w:rPr>
-          <w:lang w:val="en-US"/>
-        </w:rPr>
-        <w:t>Snas</w:t>
-      </w:r>
-      <w:proofErr w:type="spellEnd"/>
-      <w:r>
-        <w:rPr>
-          <w:lang w:val="en-US"/>
-        </w:rPr>
-        <w:t>’, sans-</w:t>
-      </w:r>
-      <w:proofErr w:type="gramStart"/>
-      <w:r>
-        <w:rPr>
-          <w:lang w:val="en-US"/>
-        </w:rPr>
-        <w:t>serif;</w:t>
-      </w:r>
-      <w:proofErr w:type="gramEnd"/>
-    </w:p>
-    <w:p>
-      <w:pPr>
-        <w:rPr>
-          <w:lang w:val="en-US"/>
-        </w:rPr>
-      </w:pPr>
-    </w:p>
-    <w:p>
-      <w:pPr>
-        <w:rPr>
-          <w:i/>
-          <w:iCs/>
-          <w:lang w:val="en-US"/>
-        </w:rPr>
-      </w:pPr>
-      <w:r>
-        <w:rPr>
-          <w:i/>
-          <w:iCs/>
-          <w:lang w:val="en-US"/>
-        </w:rPr>
-        <w:t>Border:</w:t>
-      </w:r>
-    </w:p>
-    <w:p>
-      <w:pPr>
-        <w:rPr>
-          <w:lang w:val="en-US"/>
-        </w:rPr>
-      </w:pPr>
-      <w:r>
-        <w:rPr>
-          <w:i/>
-          <w:iCs/>
-          <w:lang w:val="en-US"/>
-        </w:rPr>
-        <w:tab/>
-      </w:r>
-      <w:r>
-        <w:rPr>
-          <w:lang w:val="en-US"/>
-        </w:rPr>
-        <w:t>Broder-size &gt; Border-style &gt; Border-Color</w:t>
-      </w:r>
-    </w:p>
-    <w:p>
-      <w:pPr>
-        <w:rPr>
-          <w:lang w:val="en-US"/>
-        </w:rPr>
-      </w:pPr>
-      <w:r>
-        <w:rPr>
-          <w:lang w:val="en-US"/>
-        </w:rPr>
-        <w:tab/>
-        <w:t>Ex:</w:t>
-      </w:r>
-    </w:p>
-    <w:p>
-      <w:pPr>
-        <w:rPr>
-          <w:lang w:val="en-US"/>
-        </w:rPr>
-      </w:pPr>
-      <w:r>
-        <w:rPr>
-          <w:lang w:val="en-US"/>
-        </w:rPr>
-        <w:tab/>
-      </w:r>
-      <w:r>
-        <w:rPr>
-          <w:lang w:val="en-US"/>
-        </w:rPr>
-        <w:tab/>
-        <w:t>1px solid black</w:t>
-      </w:r>
-    </w:p>
-    <w:p>
-      <w:pPr>
-        <w:rPr>
-          <w:lang w:val="en-US"/>
-        </w:rPr>
-      </w:pPr>
-    </w:p>
-    <w:p>
-      <w:pPr>
-        <w:rPr>
-          <w:lang w:val="en-US"/>
-        </w:rPr>
-      </w:pPr>
-    </w:p>
-    <w:p>
-      <w:pPr>
-        <w:rPr>
-          <w:lang w:val="en-US"/>
-        </w:rPr>
-      </w:pPr>
-      <w:r>
-        <w:rPr>
-          <w:lang w:val="en-US"/>
-        </w:rPr>
-        <w:t xml:space="preserve"> </w:t>
-      </w:r>
-    </w:p>
-    <w:p>
-      <w:pPr>
-        <w:rPr>
-          <w:i/>
-          <w:iCs/>
-          <w:lang w:val="en-US"/>
-        </w:rPr>
-      </w:pPr>
-    </w:p>
-    <w:p>
-      <w:pPr>
-        <w:rPr>
-          <w:lang w:val="en-US"/>
-        </w:rPr>
-      </w:pPr>
-    </w:p>
-    <w:p>
-      <w:pPr>
-        <w:rPr>
-          <w:lang w:val="en-US"/>
-        </w:rPr>
-      </w:pPr>
-    </w:p>
-    <w:p>
-      <w:pPr>
-        <w:rPr>
-          <w:lang w:val="en-US"/>
-        </w:rPr>
-      </w:pPr>
-    </w:p>
-    <w:p>
-      <w:pPr>
-        <w:rPr>
-          <w:lang w:val="en-US"/>
-        </w:rPr>
-      </w:pPr>
-      <w:r>
-        <w:rPr>
-          <w:lang w:val="en-US"/>
-        </w:rPr>
         <w:br w:type="page"/>
       </w:r>
     </w:p>
@@ -4692,23 +5105,50 @@
         <w:rPr>
           <w:i/>
           <w:iCs/>
-          <w:lang w:val="en-US"/>
-        </w:rPr>
-      </w:pPr>
-      <w:r>
-        <w:rPr>
-          <w:i/>
-          <w:iCs/>
-          <w:lang w:val="en-US"/>
-        </w:rPr>
-        <w:t>&lt;main&gt; &lt;/main&gt;</w:t>
-      </w:r>
-    </w:p>
-    <w:p>
-      <w:r>
-        <w:rPr>
-          <w:lang w:val="en-US"/>
-        </w:rPr>
+        </w:rPr>
+      </w:pPr>
+      <w:r>
+        <w:rPr>
+          <w:i/>
+          <w:iCs/>
+        </w:rPr>
+        <w:t>&lt;</w:t>
+      </w:r>
+      <w:proofErr w:type="spellStart"/>
+      <w:r>
+        <w:rPr>
+          <w:i/>
+          <w:iCs/>
+        </w:rPr>
+        <w:t>main</w:t>
+      </w:r>
+      <w:proofErr w:type="spellEnd"/>
+      <w:r>
+        <w:rPr>
+          <w:i/>
+          <w:iCs/>
+        </w:rPr>
+        <w:t>&gt; &lt;/</w:t>
+      </w:r>
+      <w:proofErr w:type="spellStart"/>
+      <w:r>
+        <w:rPr>
+          <w:i/>
+          <w:iCs/>
+        </w:rPr>
+        <w:t>main</w:t>
+      </w:r>
+      <w:proofErr w:type="spellEnd"/>
+      <w:r>
+        <w:rPr>
+          <w:i/>
+          <w:iCs/>
+        </w:rPr>
+        <w:t>&gt;</w:t>
+      </w:r>
+    </w:p>
+    <w:p>
+      <w:r>
         <w:tab/>
       </w:r>
       <w:r>
@@ -4835,18 +5275,50 @@
       <w:r>
         <w:t xml:space="preserve"> utilizada no texto para alterar um excerto do texto em CSS.</w:t>
       </w:r>
+      <w:r>
+        <w:t xml:space="preserve"> Expansão de código, não quebra linha, </w:t>
+      </w:r>
+      <w:proofErr w:type="spellStart"/>
+      <w:r>
+        <w:t>inliine-level</w:t>
+      </w:r>
+      <w:proofErr w:type="spellEnd"/>
+      <w:r>
+        <w:t>.</w:t>
+      </w:r>
     </w:p>
     <w:p/>
     <w:p>
       <w:r>
-        <w:br w:type="page"/>
-      </w:r>
-    </w:p>
-    <w:p/>
-    <w:p>
-      <w:r>
-        <w:br w:type="page"/>
-      </w:r>
+        <w:t>&lt;</w:t>
+      </w:r>
+      <w:proofErr w:type="spellStart"/>
+      <w:r>
+        <w:t>div</w:t>
+      </w:r>
+      <w:proofErr w:type="spellEnd"/>
+      <w:r>
+        <w:t>&gt; &lt;/</w:t>
+      </w:r>
+      <w:proofErr w:type="spellStart"/>
+      <w:r>
+        <w:t>div</w:t>
+      </w:r>
+      <w:proofErr w:type="spellEnd"/>
+      <w:r>
+        <w:t>&gt;</w:t>
+      </w:r>
+    </w:p>
+    <w:p>
+      <w:r>
+        <w:tab/>
+        <w:t>Criar uma caixa box-</w:t>
+      </w:r>
+      <w:proofErr w:type="spellStart"/>
+      <w:r>
+        <w:t>level</w:t>
+      </w:r>
+      <w:proofErr w:type="spellEnd"/>
     </w:p>
     <w:p/>
     <w:p/>
@@ -4855,6 +5327,19 @@
         <w:br w:type="page"/>
       </w:r>
     </w:p>
+    <w:p/>
+    <w:p>
+      <w:r>
+        <w:br w:type="page"/>
+      </w:r>
+    </w:p>
+    <w:p/>
+    <w:p/>
+    <w:p>
+      <w:r>
+        <w:br w:type="page"/>
+      </w:r>
+    </w:p>
     <w:p>
       <w:pPr>
         <w:pStyle w:val="Subttulo"/>
@@ -4919,6 +5404,10 @@
     </w:p>
     <w:p>
       <w:r>
+        <w:rPr>
+          <w:noProof/>
+          <w:u w:val="single"/>
+        </w:rPr>
         <w:drawing>
           <wp:anchor distT="0" distB="0" distL="114300" distR="114300" simplePos="0" relativeHeight="251673600" behindDoc="0" locked="0" layoutInCell="1" allowOverlap="1" wp14:anchorId="3B8361B0" wp14:editId="39EBC532">
             <wp:simplePos x="0" y="0"/>
@@ -4975,7 +5464,650 @@
           </wp:anchor>
         </w:drawing>
       </w:r>
-    </w:p>
+      <w:r>
+        <w:rPr>
+          <w:u w:val="single"/>
+        </w:rPr>
+        <w:t>Borda</w:t>
+      </w:r>
+      <w:r>
+        <w:t>:</w:t>
+      </w:r>
+      <w:r>
+        <w:t xml:space="preserve"> Linha que circunda a caixa (conteúdo)</w:t>
+      </w:r>
+    </w:p>
+    <w:p>
+      <w:proofErr w:type="spellStart"/>
+      <w:r>
+        <w:rPr>
+          <w:u w:val="single"/>
+        </w:rPr>
+        <w:t>Padding</w:t>
+      </w:r>
+      <w:proofErr w:type="spellEnd"/>
+      <w:r>
+        <w:t>:</w:t>
+      </w:r>
+      <w:r>
+        <w:t xml:space="preserve"> Espaço entre conteúdo e borda.</w:t>
+      </w:r>
+    </w:p>
+    <w:p>
+      <w:proofErr w:type="spellStart"/>
+      <w:r>
+        <w:rPr>
+          <w:u w:val="single"/>
+        </w:rPr>
+        <w:t>Margin</w:t>
+      </w:r>
+      <w:proofErr w:type="spellEnd"/>
+      <w:r>
+        <w:t>:</w:t>
+      </w:r>
+      <w:r>
+        <w:t xml:space="preserve"> Espaço externo de uma caixa.</w:t>
+      </w:r>
+    </w:p>
+    <w:p>
+      <w:proofErr w:type="spellStart"/>
+      <w:r>
+        <w:rPr>
+          <w:u w:val="single"/>
+        </w:rPr>
+        <w:t>Outline</w:t>
+      </w:r>
+      <w:proofErr w:type="spellEnd"/>
+      <w:r>
+        <w:t>:</w:t>
+      </w:r>
+      <w:r>
+        <w:t xml:space="preserve"> Contorno. Borda dentro do elemento, contorno considerado fora.</w:t>
+      </w:r>
+    </w:p>
+    <w:p>
+      <w:r>
+        <w:t xml:space="preserve">Tipos de caixas: </w:t>
+      </w:r>
+    </w:p>
+    <w:p>
+      <w:pPr>
+        <w:ind w:firstLine="708"/>
+      </w:pPr>
+      <w:r>
+        <w:t>Box-</w:t>
+      </w:r>
+      <w:proofErr w:type="spellStart"/>
+      <w:r>
+        <w:t>level</w:t>
+      </w:r>
+      <w:proofErr w:type="spellEnd"/>
+      <w:r>
+        <w:t>: Ocupa a largura toda da tela e sempre numa linha nova</w:t>
+      </w:r>
+    </w:p>
+    <w:p>
+      <w:pPr>
+        <w:ind w:firstLine="708"/>
+      </w:pPr>
+      <w:proofErr w:type="spellStart"/>
+      <w:r>
+        <w:t>Inline-level</w:t>
+      </w:r>
+      <w:proofErr w:type="spellEnd"/>
+      <w:r>
+        <w:t>: Continua o conteúdo anterior, não precisa de ocupar largura toda e não começa numa linha nova.</w:t>
+      </w:r>
+    </w:p>
+    <w:p>
+      <w:pPr>
+        <w:rPr>
+          <w:b/>
+          <w:bCs/>
+        </w:rPr>
+      </w:pPr>
+      <w:r>
+        <w:rPr>
+          <w:b/>
+          <w:bCs/>
+        </w:rPr>
+        <w:t>Box-</w:t>
+      </w:r>
+      <w:proofErr w:type="spellStart"/>
+      <w:r>
+        <w:rPr>
+          <w:b/>
+          <w:bCs/>
+        </w:rPr>
+        <w:t>Level</w:t>
+      </w:r>
+      <w:proofErr w:type="spellEnd"/>
+      <w:r>
+        <w:rPr>
+          <w:b/>
+          <w:bCs/>
+        </w:rPr>
+        <w:t>:</w:t>
+      </w:r>
+    </w:p>
+    <w:p>
+      <w:pPr>
+        <w:pStyle w:val="PargrafodaLista"/>
+        <w:numPr>
+          <w:ilvl w:val="0"/>
+          <w:numId w:val="10"/>
+        </w:numPr>
+        <w:rPr>
+          <w:b/>
+          <w:bCs/>
+        </w:rPr>
+      </w:pPr>
+      <w:r>
+        <w:t>&lt;</w:t>
+      </w:r>
+      <w:proofErr w:type="spellStart"/>
+      <w:r>
+        <w:t>div</w:t>
+      </w:r>
+      <w:proofErr w:type="spellEnd"/>
+      <w:r>
+        <w:t>&gt;</w:t>
+      </w:r>
+    </w:p>
+    <w:p>
+      <w:pPr>
+        <w:pStyle w:val="PargrafodaLista"/>
+        <w:numPr>
+          <w:ilvl w:val="0"/>
+          <w:numId w:val="10"/>
+        </w:numPr>
+        <w:rPr>
+          <w:b/>
+          <w:bCs/>
+        </w:rPr>
+      </w:pPr>
+      <w:r>
+        <w:t>&lt;h1&gt;</w:t>
+      </w:r>
+    </w:p>
+    <w:p>
+      <w:pPr>
+        <w:pStyle w:val="PargrafodaLista"/>
+        <w:numPr>
+          <w:ilvl w:val="0"/>
+          <w:numId w:val="10"/>
+        </w:numPr>
+        <w:rPr>
+          <w:b/>
+          <w:bCs/>
+        </w:rPr>
+      </w:pPr>
+      <w:r>
+        <w:t>&lt;p&gt;</w:t>
+      </w:r>
+    </w:p>
+    <w:p>
+      <w:pPr>
+        <w:pStyle w:val="PargrafodaLista"/>
+        <w:numPr>
+          <w:ilvl w:val="0"/>
+          <w:numId w:val="10"/>
+        </w:numPr>
+        <w:rPr>
+          <w:b/>
+          <w:bCs/>
+        </w:rPr>
+      </w:pPr>
+      <w:r>
+        <w:t>&lt;</w:t>
+      </w:r>
+      <w:proofErr w:type="spellStart"/>
+      <w:r>
+        <w:t>main</w:t>
+      </w:r>
+      <w:proofErr w:type="spellEnd"/>
+      <w:r>
+        <w:t>&gt;</w:t>
+      </w:r>
+    </w:p>
+    <w:p>
+      <w:pPr>
+        <w:pStyle w:val="PargrafodaLista"/>
+        <w:numPr>
+          <w:ilvl w:val="0"/>
+          <w:numId w:val="10"/>
+        </w:numPr>
+        <w:rPr>
+          <w:b/>
+          <w:bCs/>
+        </w:rPr>
+      </w:pPr>
+      <w:r>
+        <w:t>&lt;</w:t>
+      </w:r>
+      <w:proofErr w:type="spellStart"/>
+      <w:r>
+        <w:t>header</w:t>
+      </w:r>
+      <w:proofErr w:type="spellEnd"/>
+      <w:r>
+        <w:t>&gt;</w:t>
+      </w:r>
+    </w:p>
+    <w:p>
+      <w:pPr>
+        <w:pStyle w:val="PargrafodaLista"/>
+        <w:numPr>
+          <w:ilvl w:val="0"/>
+          <w:numId w:val="10"/>
+        </w:numPr>
+        <w:rPr>
+          <w:b/>
+          <w:bCs/>
+        </w:rPr>
+      </w:pPr>
+      <w:r>
+        <w:t>&lt;</w:t>
+      </w:r>
+      <w:proofErr w:type="spellStart"/>
+      <w:r>
+        <w:t>nav</w:t>
+      </w:r>
+      <w:proofErr w:type="spellEnd"/>
+      <w:r>
+        <w:t>&gt;</w:t>
+      </w:r>
+    </w:p>
+    <w:p>
+      <w:pPr>
+        <w:pStyle w:val="PargrafodaLista"/>
+        <w:numPr>
+          <w:ilvl w:val="0"/>
+          <w:numId w:val="10"/>
+        </w:numPr>
+        <w:rPr>
+          <w:b/>
+          <w:bCs/>
+        </w:rPr>
+      </w:pPr>
+      <w:r>
+        <w:t>&lt;</w:t>
+      </w:r>
+      <w:proofErr w:type="spellStart"/>
+      <w:r>
+        <w:t>article</w:t>
+      </w:r>
+      <w:proofErr w:type="spellEnd"/>
+      <w:r>
+        <w:t>&gt;</w:t>
+      </w:r>
+    </w:p>
+    <w:p>
+      <w:pPr>
+        <w:pStyle w:val="PargrafodaLista"/>
+        <w:numPr>
+          <w:ilvl w:val="0"/>
+          <w:numId w:val="10"/>
+        </w:numPr>
+        <w:rPr>
+          <w:b/>
+          <w:bCs/>
+        </w:rPr>
+      </w:pPr>
+      <w:r>
+        <w:lastRenderedPageBreak/>
+        <w:t>&lt;</w:t>
+      </w:r>
+      <w:proofErr w:type="spellStart"/>
+      <w:r>
+        <w:t>aside</w:t>
+      </w:r>
+      <w:proofErr w:type="spellEnd"/>
+      <w:r>
+        <w:t>&gt;</w:t>
+      </w:r>
+    </w:p>
+    <w:p>
+      <w:pPr>
+        <w:pStyle w:val="PargrafodaLista"/>
+        <w:numPr>
+          <w:ilvl w:val="0"/>
+          <w:numId w:val="10"/>
+        </w:numPr>
+        <w:rPr>
+          <w:b/>
+          <w:bCs/>
+        </w:rPr>
+      </w:pPr>
+      <w:r>
+        <w:t>&lt;</w:t>
+      </w:r>
+      <w:proofErr w:type="spellStart"/>
+      <w:r>
+        <w:t>footer</w:t>
+      </w:r>
+      <w:proofErr w:type="spellEnd"/>
+      <w:r>
+        <w:t>&gt;</w:t>
+      </w:r>
+    </w:p>
+    <w:p>
+      <w:pPr>
+        <w:pStyle w:val="PargrafodaLista"/>
+        <w:numPr>
+          <w:ilvl w:val="0"/>
+          <w:numId w:val="10"/>
+        </w:numPr>
+        <w:rPr>
+          <w:b/>
+          <w:bCs/>
+        </w:rPr>
+      </w:pPr>
+      <w:r>
+        <w:t>&lt;</w:t>
+      </w:r>
+      <w:proofErr w:type="spellStart"/>
+      <w:r>
+        <w:t>form</w:t>
+      </w:r>
+      <w:proofErr w:type="spellEnd"/>
+      <w:r>
+        <w:t>&gt;</w:t>
+      </w:r>
+    </w:p>
+    <w:p>
+      <w:pPr>
+        <w:pStyle w:val="PargrafodaLista"/>
+        <w:numPr>
+          <w:ilvl w:val="0"/>
+          <w:numId w:val="10"/>
+        </w:numPr>
+        <w:rPr>
+          <w:b/>
+          <w:bCs/>
+        </w:rPr>
+      </w:pPr>
+      <w:r>
+        <w:t>&lt;vídeo&gt;</w:t>
+      </w:r>
+    </w:p>
+    <w:p>
+      <w:pPr>
+        <w:rPr>
+          <w:b/>
+          <w:bCs/>
+        </w:rPr>
+      </w:pPr>
+      <w:proofErr w:type="spellStart"/>
+      <w:r>
+        <w:rPr>
+          <w:b/>
+          <w:bCs/>
+        </w:rPr>
+        <w:t>Inline-level</w:t>
+      </w:r>
+      <w:proofErr w:type="spellEnd"/>
+      <w:r>
+        <w:rPr>
+          <w:b/>
+          <w:bCs/>
+        </w:rPr>
+        <w:t>:</w:t>
+      </w:r>
+    </w:p>
+    <w:p>
+      <w:pPr>
+        <w:pStyle w:val="PargrafodaLista"/>
+        <w:numPr>
+          <w:ilvl w:val="0"/>
+          <w:numId w:val="11"/>
+        </w:numPr>
+        <w:ind w:left="1776"/>
+        <w:rPr>
+          <w:b/>
+          <w:bCs/>
+        </w:rPr>
+      </w:pPr>
+      <w:r>
+        <w:t>&lt;spam&gt;</w:t>
+      </w:r>
+    </w:p>
+    <w:p>
+      <w:pPr>
+        <w:pStyle w:val="PargrafodaLista"/>
+        <w:numPr>
+          <w:ilvl w:val="0"/>
+          <w:numId w:val="11"/>
+        </w:numPr>
+        <w:ind w:left="1776"/>
+        <w:rPr>
+          <w:b/>
+          <w:bCs/>
+        </w:rPr>
+      </w:pPr>
+      <w:r>
+        <w:t>&lt;a&gt;</w:t>
+      </w:r>
+    </w:p>
+    <w:p>
+      <w:pPr>
+        <w:pStyle w:val="PargrafodaLista"/>
+        <w:numPr>
+          <w:ilvl w:val="0"/>
+          <w:numId w:val="11"/>
+        </w:numPr>
+        <w:ind w:left="1776"/>
+        <w:rPr>
+          <w:b/>
+          <w:bCs/>
+        </w:rPr>
+      </w:pPr>
+      <w:r>
+        <w:t>&lt;</w:t>
+      </w:r>
+      <w:proofErr w:type="spellStart"/>
+      <w:r>
+        <w:t>code</w:t>
+      </w:r>
+      <w:proofErr w:type="spellEnd"/>
+      <w:r>
+        <w:t>&gt;</w:t>
+      </w:r>
+    </w:p>
+    <w:p>
+      <w:pPr>
+        <w:pStyle w:val="PargrafodaLista"/>
+        <w:numPr>
+          <w:ilvl w:val="0"/>
+          <w:numId w:val="11"/>
+        </w:numPr>
+        <w:ind w:left="1776"/>
+        <w:rPr>
+          <w:b/>
+          <w:bCs/>
+        </w:rPr>
+      </w:pPr>
+      <w:r>
+        <w:t>&lt;</w:t>
+      </w:r>
+      <w:proofErr w:type="spellStart"/>
+      <w:r>
+        <w:t>small</w:t>
+      </w:r>
+      <w:proofErr w:type="spellEnd"/>
+      <w:r>
+        <w:t>&gt;</w:t>
+      </w:r>
+    </w:p>
+    <w:p>
+      <w:pPr>
+        <w:pStyle w:val="PargrafodaLista"/>
+        <w:numPr>
+          <w:ilvl w:val="0"/>
+          <w:numId w:val="11"/>
+        </w:numPr>
+        <w:ind w:left="1776"/>
+        <w:rPr>
+          <w:b/>
+          <w:bCs/>
+        </w:rPr>
+      </w:pPr>
+      <w:r>
+        <w:t>&lt;</w:t>
+      </w:r>
+      <w:proofErr w:type="spellStart"/>
+      <w:r>
+        <w:t>strong</w:t>
+      </w:r>
+      <w:proofErr w:type="spellEnd"/>
+      <w:r>
+        <w:t>&gt;</w:t>
+      </w:r>
+    </w:p>
+    <w:p>
+      <w:pPr>
+        <w:pStyle w:val="PargrafodaLista"/>
+        <w:numPr>
+          <w:ilvl w:val="0"/>
+          <w:numId w:val="11"/>
+        </w:numPr>
+        <w:ind w:left="1776"/>
+        <w:rPr>
+          <w:b/>
+          <w:bCs/>
+        </w:rPr>
+      </w:pPr>
+      <w:r>
+        <w:t>&lt;em&gt;</w:t>
+      </w:r>
+    </w:p>
+    <w:p>
+      <w:pPr>
+        <w:pStyle w:val="PargrafodaLista"/>
+        <w:numPr>
+          <w:ilvl w:val="0"/>
+          <w:numId w:val="11"/>
+        </w:numPr>
+        <w:ind w:left="1776"/>
+        <w:rPr>
+          <w:b/>
+          <w:bCs/>
+        </w:rPr>
+      </w:pPr>
+      <w:r>
+        <w:t>&lt;</w:t>
+      </w:r>
+      <w:proofErr w:type="spellStart"/>
+      <w:r>
+        <w:t>sup</w:t>
+      </w:r>
+      <w:proofErr w:type="spellEnd"/>
+      <w:r>
+        <w:t>&gt; - &lt;</w:t>
+      </w:r>
+      <w:proofErr w:type="spellStart"/>
+      <w:r>
+        <w:t>sub</w:t>
+      </w:r>
+      <w:proofErr w:type="spellEnd"/>
+      <w:r>
+        <w:t>&gt;</w:t>
+      </w:r>
+    </w:p>
+    <w:p>
+      <w:pPr>
+        <w:pStyle w:val="PargrafodaLista"/>
+        <w:numPr>
+          <w:ilvl w:val="0"/>
+          <w:numId w:val="11"/>
+        </w:numPr>
+        <w:ind w:left="1776"/>
+        <w:rPr>
+          <w:b/>
+          <w:bCs/>
+        </w:rPr>
+      </w:pPr>
+      <w:r>
+        <w:t>&lt;</w:t>
+      </w:r>
+      <w:proofErr w:type="spellStart"/>
+      <w:r>
+        <w:t>label</w:t>
+      </w:r>
+      <w:proofErr w:type="spellEnd"/>
+      <w:r>
+        <w:t>&gt;</w:t>
+      </w:r>
+    </w:p>
+    <w:p>
+      <w:pPr>
+        <w:pStyle w:val="PargrafodaLista"/>
+        <w:numPr>
+          <w:ilvl w:val="0"/>
+          <w:numId w:val="11"/>
+        </w:numPr>
+        <w:ind w:left="1776"/>
+        <w:rPr>
+          <w:b/>
+          <w:bCs/>
+        </w:rPr>
+      </w:pPr>
+      <w:r>
+        <w:t>&lt;</w:t>
+      </w:r>
+      <w:proofErr w:type="spellStart"/>
+      <w:r>
+        <w:t>buttom</w:t>
+      </w:r>
+      <w:proofErr w:type="spellEnd"/>
+      <w:r>
+        <w:t>&gt;</w:t>
+      </w:r>
+    </w:p>
+    <w:p>
+      <w:pPr>
+        <w:pStyle w:val="PargrafodaLista"/>
+        <w:numPr>
+          <w:ilvl w:val="0"/>
+          <w:numId w:val="11"/>
+        </w:numPr>
+        <w:ind w:left="1776"/>
+        <w:rPr>
+          <w:b/>
+          <w:bCs/>
+        </w:rPr>
+      </w:pPr>
+      <w:r>
+        <w:t>&lt;input&gt;</w:t>
+      </w:r>
+    </w:p>
+    <w:p>
+      <w:pPr>
+        <w:pStyle w:val="PargrafodaLista"/>
+        <w:numPr>
+          <w:ilvl w:val="0"/>
+          <w:numId w:val="11"/>
+        </w:numPr>
+        <w:ind w:left="1776"/>
+        <w:rPr>
+          <w:b/>
+          <w:bCs/>
+        </w:rPr>
+      </w:pPr>
+      <w:r>
+        <w:t>&lt;</w:t>
+      </w:r>
+      <w:proofErr w:type="spellStart"/>
+      <w:r>
+        <w:t>select</w:t>
+      </w:r>
+      <w:proofErr w:type="spellEnd"/>
+      <w:r>
+        <w:t>&gt;</w:t>
+      </w:r>
+    </w:p>
+    <w:p/>
+    <w:p/>
     <w:p/>
     <w:p/>
     <w:p/>
@@ -5268,6 +6400,119 @@
     </w:lvl>
   </w:abstractNum>
   <w:abstractNum w:abstractNumId="2" w15:restartNumberingAfterBreak="0">
+    <w:nsid w:val="2BBE6683"/>
+    <w:multiLevelType w:val="hybridMultilevel"/>
+    <w:tmpl w:val="F70897A8"/>
+    <w:lvl w:ilvl="0" w:tplc="08160001">
+      <w:start w:val="1"/>
+      <w:numFmt w:val="bullet"/>
+      <w:lvlText w:val=""/>
+      <w:lvlJc w:val="left"/>
+      <w:pPr>
+        <w:ind w:left="1425" w:hanging="360"/>
+      </w:pPr>
+      <w:rPr>
+        <w:rFonts w:ascii="Symbol" w:hAnsi="Symbol" w:hint="default"/>
+      </w:rPr>
+    </w:lvl>
+    <w:lvl w:ilvl="1" w:tplc="08160003" w:tentative="1">
+      <w:start w:val="1"/>
+      <w:numFmt w:val="bullet"/>
+      <w:lvlText w:val="o"/>
+      <w:lvlJc w:val="left"/>
+      <w:pPr>
+        <w:ind w:left="2145" w:hanging="360"/>
+      </w:pPr>
+      <w:rPr>
+        <w:rFonts w:ascii="Courier New" w:hAnsi="Courier New" w:cs="Courier New" w:hint="default"/>
+      </w:rPr>
+    </w:lvl>
+    <w:lvl w:ilvl="2" w:tplc="08160005" w:tentative="1">
+      <w:start w:val="1"/>
+      <w:numFmt w:val="bullet"/>
+      <w:lvlText w:val=""/>
+      <w:lvlJc w:val="left"/>
+      <w:pPr>
+        <w:ind w:left="2865" w:hanging="360"/>
+      </w:pPr>
+      <w:rPr>
+        <w:rFonts w:ascii="Wingdings" w:hAnsi="Wingdings" w:hint="default"/>
+      </w:rPr>
+    </w:lvl>
+    <w:lvl w:ilvl="3" w:tplc="08160001" w:tentative="1">
+      <w:start w:val="1"/>
+      <w:numFmt w:val="bullet"/>
+      <w:lvlText w:val=""/>
+      <w:lvlJc w:val="left"/>
+      <w:pPr>
+        <w:ind w:left="3585" w:hanging="360"/>
+      </w:pPr>
+      <w:rPr>
+        <w:rFonts w:ascii="Symbol" w:hAnsi="Symbol" w:hint="default"/>
+      </w:rPr>
+    </w:lvl>
+    <w:lvl w:ilvl="4" w:tplc="08160003" w:tentative="1">
+      <w:start w:val="1"/>
+      <w:numFmt w:val="bullet"/>
+      <w:lvlText w:val="o"/>
+      <w:lvlJc w:val="left"/>
+      <w:pPr>
+        <w:ind w:left="4305" w:hanging="360"/>
+      </w:pPr>
+      <w:rPr>
+        <w:rFonts w:ascii="Courier New" w:hAnsi="Courier New" w:cs="Courier New" w:hint="default"/>
+      </w:rPr>
+    </w:lvl>
+    <w:lvl w:ilvl="5" w:tplc="08160005" w:tentative="1">
+      <w:start w:val="1"/>
+      <w:numFmt w:val="bullet"/>
+      <w:lvlText w:val=""/>
+      <w:lvlJc w:val="left"/>
+      <w:pPr>
+        <w:ind w:left="5025" w:hanging="360"/>
+      </w:pPr>
+      <w:rPr>
+        <w:rFonts w:ascii="Wingdings" w:hAnsi="Wingdings" w:hint="default"/>
+      </w:rPr>
+    </w:lvl>
+    <w:lvl w:ilvl="6" w:tplc="08160001" w:tentative="1">
+      <w:start w:val="1"/>
+      <w:numFmt w:val="bullet"/>
+      <w:lvlText w:val=""/>
+      <w:lvlJc w:val="left"/>
+      <w:pPr>
+        <w:ind w:left="5745" w:hanging="360"/>
+      </w:pPr>
+      <w:rPr>
+        <w:rFonts w:ascii="Symbol" w:hAnsi="Symbol" w:hint="default"/>
+      </w:rPr>
+    </w:lvl>
+    <w:lvl w:ilvl="7" w:tplc="08160003" w:tentative="1">
+      <w:start w:val="1"/>
+      <w:numFmt w:val="bullet"/>
+      <w:lvlText w:val="o"/>
+      <w:lvlJc w:val="left"/>
+      <w:pPr>
+        <w:ind w:left="6465" w:hanging="360"/>
+      </w:pPr>
+      <w:rPr>
+        <w:rFonts w:ascii="Courier New" w:hAnsi="Courier New" w:cs="Courier New" w:hint="default"/>
+      </w:rPr>
+    </w:lvl>
+    <w:lvl w:ilvl="8" w:tplc="08160005" w:tentative="1">
+      <w:start w:val="1"/>
+      <w:numFmt w:val="bullet"/>
+      <w:lvlText w:val=""/>
+      <w:lvlJc w:val="left"/>
+      <w:pPr>
+        <w:ind w:left="7185" w:hanging="360"/>
+      </w:pPr>
+      <w:rPr>
+        <w:rFonts w:ascii="Wingdings" w:hAnsi="Wingdings" w:hint="default"/>
+      </w:rPr>
+    </w:lvl>
+  </w:abstractNum>
+  <w:abstractNum w:abstractNumId="3" w15:restartNumberingAfterBreak="0">
     <w:nsid w:val="2D0548D8"/>
     <w:multiLevelType w:val="hybridMultilevel"/>
     <w:tmpl w:val="A8429E0C"/>
@@ -5380,7 +6625,7 @@
       </w:rPr>
     </w:lvl>
   </w:abstractNum>
-  <w:abstractNum w:abstractNumId="3" w15:restartNumberingAfterBreak="0">
+  <w:abstractNum w:abstractNumId="4" w15:restartNumberingAfterBreak="0">
     <w:nsid w:val="321B7265"/>
     <w:multiLevelType w:val="hybridMultilevel"/>
     <w:tmpl w:val="DAFEDC76"/>
@@ -5493,7 +6738,120 @@
       </w:rPr>
     </w:lvl>
   </w:abstractNum>
-  <w:abstractNum w:abstractNumId="4" w15:restartNumberingAfterBreak="0">
+  <w:abstractNum w:abstractNumId="5" w15:restartNumberingAfterBreak="0">
+    <w:nsid w:val="39192B3B"/>
+    <w:multiLevelType w:val="hybridMultilevel"/>
+    <w:tmpl w:val="881E56C6"/>
+    <w:lvl w:ilvl="0" w:tplc="08160001">
+      <w:start w:val="1"/>
+      <w:numFmt w:val="bullet"/>
+      <w:lvlText w:val=""/>
+      <w:lvlJc w:val="left"/>
+      <w:pPr>
+        <w:ind w:left="1425" w:hanging="360"/>
+      </w:pPr>
+      <w:rPr>
+        <w:rFonts w:ascii="Symbol" w:hAnsi="Symbol" w:hint="default"/>
+      </w:rPr>
+    </w:lvl>
+    <w:lvl w:ilvl="1" w:tplc="08160003" w:tentative="1">
+      <w:start w:val="1"/>
+      <w:numFmt w:val="bullet"/>
+      <w:lvlText w:val="o"/>
+      <w:lvlJc w:val="left"/>
+      <w:pPr>
+        <w:ind w:left="2145" w:hanging="360"/>
+      </w:pPr>
+      <w:rPr>
+        <w:rFonts w:ascii="Courier New" w:hAnsi="Courier New" w:cs="Courier New" w:hint="default"/>
+      </w:rPr>
+    </w:lvl>
+    <w:lvl w:ilvl="2" w:tplc="08160005" w:tentative="1">
+      <w:start w:val="1"/>
+      <w:numFmt w:val="bullet"/>
+      <w:lvlText w:val=""/>
+      <w:lvlJc w:val="left"/>
+      <w:pPr>
+        <w:ind w:left="2865" w:hanging="360"/>
+      </w:pPr>
+      <w:rPr>
+        <w:rFonts w:ascii="Wingdings" w:hAnsi="Wingdings" w:hint="default"/>
+      </w:rPr>
+    </w:lvl>
+    <w:lvl w:ilvl="3" w:tplc="08160001" w:tentative="1">
+      <w:start w:val="1"/>
+      <w:numFmt w:val="bullet"/>
+      <w:lvlText w:val=""/>
+      <w:lvlJc w:val="left"/>
+      <w:pPr>
+        <w:ind w:left="3585" w:hanging="360"/>
+      </w:pPr>
+      <w:rPr>
+        <w:rFonts w:ascii="Symbol" w:hAnsi="Symbol" w:hint="default"/>
+      </w:rPr>
+    </w:lvl>
+    <w:lvl w:ilvl="4" w:tplc="08160003" w:tentative="1">
+      <w:start w:val="1"/>
+      <w:numFmt w:val="bullet"/>
+      <w:lvlText w:val="o"/>
+      <w:lvlJc w:val="left"/>
+      <w:pPr>
+        <w:ind w:left="4305" w:hanging="360"/>
+      </w:pPr>
+      <w:rPr>
+        <w:rFonts w:ascii="Courier New" w:hAnsi="Courier New" w:cs="Courier New" w:hint="default"/>
+      </w:rPr>
+    </w:lvl>
+    <w:lvl w:ilvl="5" w:tplc="08160005" w:tentative="1">
+      <w:start w:val="1"/>
+      <w:numFmt w:val="bullet"/>
+      <w:lvlText w:val=""/>
+      <w:lvlJc w:val="left"/>
+      <w:pPr>
+        <w:ind w:left="5025" w:hanging="360"/>
+      </w:pPr>
+      <w:rPr>
+        <w:rFonts w:ascii="Wingdings" w:hAnsi="Wingdings" w:hint="default"/>
+      </w:rPr>
+    </w:lvl>
+    <w:lvl w:ilvl="6" w:tplc="08160001" w:tentative="1">
+      <w:start w:val="1"/>
+      <w:numFmt w:val="bullet"/>
+      <w:lvlText w:val=""/>
+      <w:lvlJc w:val="left"/>
+      <w:pPr>
+        <w:ind w:left="5745" w:hanging="360"/>
+      </w:pPr>
+      <w:rPr>
+        <w:rFonts w:ascii="Symbol" w:hAnsi="Symbol" w:hint="default"/>
+      </w:rPr>
+    </w:lvl>
+    <w:lvl w:ilvl="7" w:tplc="08160003" w:tentative="1">
+      <w:start w:val="1"/>
+      <w:numFmt w:val="bullet"/>
+      <w:lvlText w:val="o"/>
+      <w:lvlJc w:val="left"/>
+      <w:pPr>
+        <w:ind w:left="6465" w:hanging="360"/>
+      </w:pPr>
+      <w:rPr>
+        <w:rFonts w:ascii="Courier New" w:hAnsi="Courier New" w:cs="Courier New" w:hint="default"/>
+      </w:rPr>
+    </w:lvl>
+    <w:lvl w:ilvl="8" w:tplc="08160005" w:tentative="1">
+      <w:start w:val="1"/>
+      <w:numFmt w:val="bullet"/>
+      <w:lvlText w:val=""/>
+      <w:lvlJc w:val="left"/>
+      <w:pPr>
+        <w:ind w:left="7185" w:hanging="360"/>
+      </w:pPr>
+      <w:rPr>
+        <w:rFonts w:ascii="Wingdings" w:hAnsi="Wingdings" w:hint="default"/>
+      </w:rPr>
+    </w:lvl>
+  </w:abstractNum>
+  <w:abstractNum w:abstractNumId="6" w15:restartNumberingAfterBreak="0">
     <w:nsid w:val="3C402FE2"/>
     <w:multiLevelType w:val="hybridMultilevel"/>
     <w:tmpl w:val="41EC69D6"/>
@@ -5606,7 +6964,7 @@
       </w:rPr>
     </w:lvl>
   </w:abstractNum>
-  <w:abstractNum w:abstractNumId="5" w15:restartNumberingAfterBreak="0">
+  <w:abstractNum w:abstractNumId="7" w15:restartNumberingAfterBreak="0">
     <w:nsid w:val="61595215"/>
     <w:multiLevelType w:val="hybridMultilevel"/>
     <w:tmpl w:val="5100E824"/>
@@ -5719,7 +7077,7 @@
       </w:rPr>
     </w:lvl>
   </w:abstractNum>
-  <w:abstractNum w:abstractNumId="6" w15:restartNumberingAfterBreak="0">
+  <w:abstractNum w:abstractNumId="8" w15:restartNumberingAfterBreak="0">
     <w:nsid w:val="7185429B"/>
     <w:multiLevelType w:val="hybridMultilevel"/>
     <w:tmpl w:val="DCDCA582"/>
@@ -5832,7 +7190,7 @@
       </w:rPr>
     </w:lvl>
   </w:abstractNum>
-  <w:abstractNum w:abstractNumId="7" w15:restartNumberingAfterBreak="0">
+  <w:abstractNum w:abstractNumId="9" w15:restartNumberingAfterBreak="0">
     <w:nsid w:val="72DE0575"/>
     <w:multiLevelType w:val="hybridMultilevel"/>
     <w:tmpl w:val="204C4AA2"/>
@@ -5945,7 +7303,7 @@
       </w:rPr>
     </w:lvl>
   </w:abstractNum>
-  <w:abstractNum w:abstractNumId="8" w15:restartNumberingAfterBreak="0">
+  <w:abstractNum w:abstractNumId="10" w15:restartNumberingAfterBreak="0">
     <w:nsid w:val="788A17E4"/>
     <w:multiLevelType w:val="hybridMultilevel"/>
     <w:tmpl w:val="60726D5C"/>
@@ -6059,31 +7417,37 @@
     </w:lvl>
   </w:abstractNum>
   <w:num w:numId="1" w16cid:durableId="1385179382">
-    <w:abstractNumId w:val="3"/>
+    <w:abstractNumId w:val="4"/>
   </w:num>
   <w:num w:numId="2" w16cid:durableId="1932204463">
-    <w:abstractNumId w:val="7"/>
+    <w:abstractNumId w:val="9"/>
   </w:num>
   <w:num w:numId="3" w16cid:durableId="2109035870">
-    <w:abstractNumId w:val="4"/>
+    <w:abstractNumId w:val="6"/>
   </w:num>
   <w:num w:numId="4" w16cid:durableId="1768193127">
-    <w:abstractNumId w:val="5"/>
+    <w:abstractNumId w:val="7"/>
   </w:num>
   <w:num w:numId="5" w16cid:durableId="803424263">
     <w:abstractNumId w:val="0"/>
   </w:num>
   <w:num w:numId="6" w16cid:durableId="402946599">
+    <w:abstractNumId w:val="10"/>
+  </w:num>
+  <w:num w:numId="7" w16cid:durableId="484393847">
     <w:abstractNumId w:val="8"/>
   </w:num>
-  <w:num w:numId="7" w16cid:durableId="484393847">
-    <w:abstractNumId w:val="6"/>
-  </w:num>
   <w:num w:numId="8" w16cid:durableId="807474851">
-    <w:abstractNumId w:val="2"/>
+    <w:abstractNumId w:val="3"/>
   </w:num>
   <w:num w:numId="9" w16cid:durableId="1881892641">
     <w:abstractNumId w:val="1"/>
+  </w:num>
+  <w:num w:numId="10" w16cid:durableId="527331396">
+    <w:abstractNumId w:val="5"/>
+  </w:num>
+  <w:num w:numId="11" w16cid:durableId="1180269016">
+    <w:abstractNumId w:val="2"/>
   </w:num>
 </w:numbering>
 </file>
@@ -6691,6 +8055,7 @@
   <w:style w:type="character" w:default="1" w:styleId="Tipodeletrapredefinidodopargrafo">
     <w:name w:val="Default Paragraph Font"/>
     <w:uiPriority w:val="1"/>
+    <w:semiHidden/>
     <w:unhideWhenUsed/>
   </w:style>
   <w:style w:type="table" w:default="1" w:styleId="Tabelanormal">
